--- a/zht/docx/102.content.docx
+++ b/zht/docx/102.content.docx
@@ -150,26 +150,6 @@
           <w:lang w:val="zh_TW" w:bidi="zh_TW"/>
         </w:rPr>
         <w:t>yu</w:t>
-      </w:r>
-      <w:r>
-        <w:rPr>
-          <w:lang w:val="zh_TW" w:bidi="zh_TW"/>
-        </w:rPr>
-      </w:r>
-    </w:p>
-    <w:p>
-      <w:pPr/>
-      <w:r>
-        <w:rPr>
-          <w:lang w:val="zh_TW" w:bidi="zh_TW"/>
-        </w:rPr>
-      </w:r>
-      <w:r>
-        <w:rPr>
-          <w:i/>
-          <w:lang w:val="zh_TW" w:bidi="zh_TW"/>
-        </w:rPr>
-        <w:t>逾越節, 餘民, 與神關係而來的聖潔, 與耶穌相遇, 預言的恩賜</w:t>
       </w:r>
       <w:r>
         <w:rPr>

--- a/zht/docx/102.content.docx
+++ b/zht/docx/102.content.docx
@@ -19,7 +19,7 @@
         <w:rPr>
           <w:lang w:val="zh_TW" w:bidi="zh_TW"/>
         </w:rPr>
-        <w:t>Resource: Study Notes - Themes (Tyndale)</w:t>
+        <w:t>Resource: Tyndale Open Study Notes</w:t>
       </w:r>
       <w:r>
         <w:rPr>
@@ -112,7 +112,7 @@
         <w:rPr>
           <w:lang w:val="zh_TW" w:bidi="zh_TW"/>
         </w:rPr>
-        <w:t>Study Notes - Themes (Tyndale)</w:t>
+        <w:t>Tyndale Open Study Notes</w:t>
       </w:r>
     </w:p>
     <w:p>

--- a/zht/docx/102.content.docx
+++ b/zht/docx/102.content.docx
@@ -19,7 +19,7 @@
         <w:rPr>
           <w:lang w:val="zh_TW" w:bidi="zh_TW"/>
         </w:rPr>
-        <w:t>Resource: Tyndale Open Study Notes</w:t>
+        <w:t>Resource: Aquifer Open Study Notes (Themes)</w:t>
       </w:r>
       <w:r>
         <w:rPr>
@@ -112,7 +112,7 @@
         <w:rPr>
           <w:lang w:val="zh_TW" w:bidi="zh_TW"/>
         </w:rPr>
-        <w:t>Tyndale Open Study Notes</w:t>
+        <w:t>Aquifer Open Study Notes (Themes)</w:t>
       </w:r>
     </w:p>
     <w:p>

--- a/zht/docx/102.content.docx
+++ b/zht/docx/102.content.docx
@@ -245,18 +245,12 @@
         </w:rPr>
         <w:t>。神希望他們每年都按著出埃及記的指示來守這個節日（</w:t>
       </w:r>
-      <w:hyperlink r:id="rId13">
-        <w:r>
-          <w:rPr>
-            <w:lang w:val="zh_TW" w:bidi="zh_TW"/>
-          </w:rPr>
-          <w:rPr>
-            <w:color w:val="0000EE"/>
-            <w:u w:val="single"/>
-          </w:rPr>
-          <w:t>出12:1–27</w:t>
-        </w:r>
-      </w:hyperlink>
+      <w:r>
+        <w:rPr>
+          <w:lang w:val="zh_TW" w:bidi="zh_TW"/>
+        </w:rPr>
+        <w:t>出12:1–27</w:t>
+      </w:r>
       <w:r>
         <w:rPr>
           <w:lang w:val="zh_TW" w:bidi="zh_TW"/>
@@ -277,54 +271,36 @@
         </w:rPr>
         <w:t>第一次逾越節時，他們犧牲了一隻羊羔來拯救每個以色列家庭的長子（</w:t>
       </w:r>
-      <w:hyperlink r:id="rId14">
-        <w:r>
-          <w:rPr>
-            <w:lang w:val="zh_TW" w:bidi="zh_TW"/>
-          </w:rPr>
-          <w:rPr>
-            <w:color w:val="0000EE"/>
-            <w:u w:val="single"/>
-          </w:rPr>
-          <w:t>出12:12–13</w:t>
-        </w:r>
-      </w:hyperlink>
+      <w:r>
+        <w:rPr>
+          <w:lang w:val="zh_TW" w:bidi="zh_TW"/>
+        </w:rPr>
+        <w:t>出12:12–13</w:t>
+      </w:r>
       <w:r>
         <w:rPr>
           <w:lang w:val="zh_TW" w:bidi="zh_TW"/>
         </w:rPr>
         <w:t>、</w:t>
       </w:r>
-      <w:hyperlink r:id="rId15">
-        <w:r>
-          <w:rPr>
-            <w:lang w:val="zh_TW" w:bidi="zh_TW"/>
-          </w:rPr>
-          <w:rPr>
-            <w:color w:val="0000EE"/>
-            <w:u w:val="single"/>
-          </w:rPr>
-          <w:t>23</w:t>
-        </w:r>
-      </w:hyperlink>
+      <w:r>
+        <w:rPr>
+          <w:lang w:val="zh_TW" w:bidi="zh_TW"/>
+        </w:rPr>
+        <w:t>23</w:t>
+      </w:r>
       <w:r>
         <w:rPr>
           <w:lang w:val="zh_TW" w:bidi="zh_TW"/>
         </w:rPr>
         <w:t>）。逾越節代表我們只能透過一個替代我們的祭物，來躲避死亡。逾越節是以色列歷史上重要的事件，但是，這場出埃及並沒有解決罪所帶來普遍死亡的問題（</w:t>
       </w:r>
-      <w:hyperlink r:id="rId16">
-        <w:r>
-          <w:rPr>
-            <w:lang w:val="zh_TW" w:bidi="zh_TW"/>
-          </w:rPr>
-          <w:rPr>
-            <w:color w:val="0000EE"/>
-            <w:u w:val="single"/>
-          </w:rPr>
-          <w:t>林前15:56</w:t>
-        </w:r>
-      </w:hyperlink>
+      <w:r>
+        <w:rPr>
+          <w:lang w:val="zh_TW" w:bidi="zh_TW"/>
+        </w:rPr>
+        <w:t>林前15:56</w:t>
+      </w:r>
       <w:r>
         <w:rPr>
           <w:lang w:val="zh_TW" w:bidi="zh_TW"/>
@@ -345,90 +321,60 @@
         </w:rPr>
         <w:t>多年後，在逾越節期間，耶穌基督捨去祂的命，「作多人的贖價」（</w:t>
       </w:r>
-      <w:hyperlink r:id="rId17">
-        <w:r>
-          <w:rPr>
-            <w:lang w:val="zh_TW" w:bidi="zh_TW"/>
-          </w:rPr>
-          <w:rPr>
-            <w:color w:val="0000EE"/>
-            <w:u w:val="single"/>
-          </w:rPr>
-          <w:t>太20:28</w:t>
-        </w:r>
-      </w:hyperlink>
+      <w:r>
+        <w:rPr>
+          <w:lang w:val="zh_TW" w:bidi="zh_TW"/>
+        </w:rPr>
+        <w:t>太20:28</w:t>
+      </w:r>
       <w:r>
         <w:rPr>
           <w:lang w:val="zh_TW" w:bidi="zh_TW"/>
         </w:rPr>
         <w:t>；</w:t>
       </w:r>
-      <w:hyperlink r:id="rId18">
-        <w:r>
-          <w:rPr>
-            <w:lang w:val="zh_TW" w:bidi="zh_TW"/>
-          </w:rPr>
-          <w:rPr>
-            <w:color w:val="0000EE"/>
-            <w:u w:val="single"/>
-          </w:rPr>
-          <w:t>可10:45</w:t>
-        </w:r>
-      </w:hyperlink>
+      <w:r>
+        <w:rPr>
+          <w:lang w:val="zh_TW" w:bidi="zh_TW"/>
+        </w:rPr>
+        <w:t>可10:45</w:t>
+      </w:r>
       <w:r>
         <w:rPr>
           <w:lang w:val="zh_TW" w:bidi="zh_TW"/>
         </w:rPr>
         <w:t>）。祂成為「神的羔羊，除去世人罪孽的！」（</w:t>
       </w:r>
-      <w:hyperlink r:id="rId19">
-        <w:r>
-          <w:rPr>
-            <w:lang w:val="zh_TW" w:bidi="zh_TW"/>
-          </w:rPr>
-          <w:rPr>
-            <w:color w:val="0000EE"/>
-            <w:u w:val="single"/>
-          </w:rPr>
-          <w:t>約1:29</w:t>
-        </w:r>
-      </w:hyperlink>
+      <w:r>
+        <w:rPr>
+          <w:lang w:val="zh_TW" w:bidi="zh_TW"/>
+        </w:rPr>
+        <w:t>約1:29</w:t>
+      </w:r>
       <w:r>
         <w:rPr>
           <w:lang w:val="zh_TW" w:bidi="zh_TW"/>
         </w:rPr>
         <w:t>）。與門徒分享最後的逾越節晚餐時，耶穌解釋他們所分享的酒，有什麼象徵意義：「這是我立約的血，為多人流出來，使罪得赦」（</w:t>
       </w:r>
-      <w:hyperlink r:id="rId20">
-        <w:r>
-          <w:rPr>
-            <w:lang w:val="zh_TW" w:bidi="zh_TW"/>
-          </w:rPr>
-          <w:rPr>
-            <w:color w:val="0000EE"/>
-            <w:u w:val="single"/>
-          </w:rPr>
-          <w:t>太26:28</w:t>
-        </w:r>
-      </w:hyperlink>
+      <w:r>
+        <w:rPr>
+          <w:lang w:val="zh_TW" w:bidi="zh_TW"/>
+        </w:rPr>
+        <w:t>太26:28</w:t>
+      </w:r>
       <w:r>
         <w:rPr>
           <w:lang w:val="zh_TW" w:bidi="zh_TW"/>
         </w:rPr>
         <w:t>）。祂代表並開始了新的逾越節。耶穌通過祂的獻祭，完全且最終戰勝了罪和死亡（另見</w:t>
       </w:r>
-      <w:hyperlink r:id="rId21">
-        <w:r>
-          <w:rPr>
-            <w:lang w:val="zh_TW" w:bidi="zh_TW"/>
-          </w:rPr>
-          <w:rPr>
-            <w:color w:val="0000EE"/>
-            <w:u w:val="single"/>
-          </w:rPr>
-          <w:t>賽25:7–8</w:t>
-        </w:r>
-      </w:hyperlink>
+      <w:r>
+        <w:rPr>
+          <w:lang w:val="zh_TW" w:bidi="zh_TW"/>
+        </w:rPr>
+        <w:t>賽25:7–8</w:t>
+      </w:r>
       <w:r>
         <w:rPr>
           <w:lang w:val="zh_TW" w:bidi="zh_TW"/>
@@ -458,138 +404,90 @@
           <w:lang w:val="zh_TW" w:bidi="zh_TW"/>
         </w:rPr>
       </w:r>
-      <w:hyperlink r:id="rId22">
-        <w:r>
-          <w:rPr>
-            <w:lang w:val="zh_TW" w:bidi="zh_TW"/>
-          </w:rPr>
-          <w:rPr>
-            <w:color w:val="0000EE"/>
-            <w:u w:val="single"/>
-          </w:rPr>
-          <w:t>出12:1–51</w:t>
-        </w:r>
-      </w:hyperlink>
+      <w:r>
+        <w:rPr>
+          <w:lang w:val="zh_TW" w:bidi="zh_TW"/>
+        </w:rPr>
+        <w:t>出12:1–51</w:t>
+      </w:r>
       <w:r>
         <w:rPr>
           <w:lang w:val="zh_TW" w:bidi="zh_TW"/>
         </w:rPr>
         <w:t>；</w:t>
       </w:r>
-      <w:hyperlink r:id="rId23">
-        <w:r>
-          <w:rPr>
-            <w:lang w:val="zh_TW" w:bidi="zh_TW"/>
-          </w:rPr>
-          <w:rPr>
-            <w:color w:val="0000EE"/>
-            <w:u w:val="single"/>
-          </w:rPr>
-          <w:t>利23:4–8</w:t>
-        </w:r>
-      </w:hyperlink>
+      <w:r>
+        <w:rPr>
+          <w:lang w:val="zh_TW" w:bidi="zh_TW"/>
+        </w:rPr>
+        <w:t>利23:4–8</w:t>
+      </w:r>
       <w:r>
         <w:rPr>
           <w:lang w:val="zh_TW" w:bidi="zh_TW"/>
         </w:rPr>
         <w:t>；</w:t>
       </w:r>
-      <w:hyperlink r:id="rId24">
-        <w:r>
-          <w:rPr>
-            <w:lang w:val="zh_TW" w:bidi="zh_TW"/>
-          </w:rPr>
-          <w:rPr>
-            <w:color w:val="0000EE"/>
-            <w:u w:val="single"/>
-          </w:rPr>
-          <w:t>民9:1–14</w:t>
-        </w:r>
-      </w:hyperlink>
+      <w:r>
+        <w:rPr>
+          <w:lang w:val="zh_TW" w:bidi="zh_TW"/>
+        </w:rPr>
+        <w:t>民9:1–14</w:t>
+      </w:r>
       <w:r>
         <w:rPr>
           <w:lang w:val="zh_TW" w:bidi="zh_TW"/>
         </w:rPr>
         <w:t>，</w:t>
       </w:r>
-      <w:hyperlink r:id="rId25">
-        <w:r>
-          <w:rPr>
-            <w:lang w:val="zh_TW" w:bidi="zh_TW"/>
-          </w:rPr>
-          <w:rPr>
-            <w:color w:val="0000EE"/>
-            <w:u w:val="single"/>
-          </w:rPr>
-          <w:t>28:16–25</w:t>
-        </w:r>
-      </w:hyperlink>
+      <w:r>
+        <w:rPr>
+          <w:lang w:val="zh_TW" w:bidi="zh_TW"/>
+        </w:rPr>
+        <w:t>28:16–25</w:t>
+      </w:r>
       <w:r>
         <w:rPr>
           <w:lang w:val="zh_TW" w:bidi="zh_TW"/>
         </w:rPr>
         <w:t>；</w:t>
       </w:r>
-      <w:hyperlink r:id="rId26">
-        <w:r>
-          <w:rPr>
-            <w:lang w:val="zh_TW" w:bidi="zh_TW"/>
-          </w:rPr>
-          <w:rPr>
-            <w:color w:val="0000EE"/>
-            <w:u w:val="single"/>
-          </w:rPr>
-          <w:t>申16:1–7</w:t>
-        </w:r>
-      </w:hyperlink>
+      <w:r>
+        <w:rPr>
+          <w:lang w:val="zh_TW" w:bidi="zh_TW"/>
+        </w:rPr>
+        <w:t>申16:1–7</w:t>
+      </w:r>
       <w:r>
         <w:rPr>
           <w:lang w:val="zh_TW" w:bidi="zh_TW"/>
         </w:rPr>
         <w:t>；</w:t>
       </w:r>
-      <w:hyperlink r:id="rId27">
-        <w:r>
-          <w:rPr>
-            <w:lang w:val="zh_TW" w:bidi="zh_TW"/>
-          </w:rPr>
-          <w:rPr>
-            <w:color w:val="0000EE"/>
-            <w:u w:val="single"/>
-          </w:rPr>
-          <w:t>太26:17–30</w:t>
-        </w:r>
-      </w:hyperlink>
+      <w:r>
+        <w:rPr>
+          <w:lang w:val="zh_TW" w:bidi="zh_TW"/>
+        </w:rPr>
+        <w:t>太26:17–30</w:t>
+      </w:r>
       <w:r>
         <w:rPr>
           <w:lang w:val="zh_TW" w:bidi="zh_TW"/>
         </w:rPr>
         <w:t>；</w:t>
       </w:r>
-      <w:hyperlink r:id="rId28">
-        <w:r>
-          <w:rPr>
-            <w:lang w:val="zh_TW" w:bidi="zh_TW"/>
-          </w:rPr>
-          <w:rPr>
-            <w:color w:val="0000EE"/>
-            <w:u w:val="single"/>
-          </w:rPr>
-          <w:t>路22:15–20</w:t>
-        </w:r>
-      </w:hyperlink>
-      <w:hyperlink r:id="rId29">
-        <w:r>
-          <w:rPr>
-            <w:lang w:val="zh_TW" w:bidi="zh_TW"/>
-          </w:rPr>
-          <w:rPr>
-            <w:color w:val="0000EE"/>
-            <w:u w:val="single"/>
-          </w:rPr>
-          <w:t>；林前5:6–8</w:t>
-        </w:r>
-      </w:hyperlink>
+      <w:r>
+        <w:rPr>
+          <w:lang w:val="zh_TW" w:bidi="zh_TW"/>
+        </w:rPr>
+        <w:t>路22:15–20</w:t>
+      </w:r>
+      <w:r>
+        <w:rPr>
+          <w:lang w:val="zh_TW" w:bidi="zh_TW"/>
+        </w:rPr>
+        <w:t>；林前5:6–8</w:t>
+      </w:r>
       <w:r>
         <w:rPr>
           <w:lang w:val="zh_TW" w:bidi="zh_TW"/>
@@ -638,54 +536,36 @@
         </w:rPr>
         <w:t>餘民是指一小群仍然忠心於神的人。當外邦軍隊威脅入侵，百姓害怕被擄離開家園時，餘民的概念成為神子民的盼望源頭（見</w:t>
       </w:r>
-      <w:hyperlink r:id="rId30">
-        <w:r>
-          <w:rPr>
-            <w:lang w:val="zh_TW" w:bidi="zh_TW"/>
-          </w:rPr>
-          <w:rPr>
-            <w:color w:val="0000EE"/>
-            <w:u w:val="single"/>
-          </w:rPr>
-          <w:t>彌2:12–13</w:t>
-        </w:r>
-      </w:hyperlink>
+      <w:r>
+        <w:rPr>
+          <w:lang w:val="zh_TW" w:bidi="zh_TW"/>
+        </w:rPr>
+        <w:t>彌2:12–13</w:t>
+      </w:r>
       <w:r>
         <w:rPr>
           <w:lang w:val="zh_TW" w:bidi="zh_TW"/>
         </w:rPr>
         <w:t>，</w:t>
       </w:r>
-      <w:hyperlink r:id="rId31">
-        <w:r>
-          <w:rPr>
-            <w:lang w:val="zh_TW" w:bidi="zh_TW"/>
-          </w:rPr>
-          <w:rPr>
-            <w:color w:val="0000EE"/>
-            <w:u w:val="single"/>
-          </w:rPr>
-          <w:t>4:6–8</w:t>
-        </w:r>
-      </w:hyperlink>
+      <w:r>
+        <w:rPr>
+          <w:lang w:val="zh_TW" w:bidi="zh_TW"/>
+        </w:rPr>
+        <w:t>4:6–8</w:t>
+      </w:r>
       <w:r>
         <w:rPr>
           <w:lang w:val="zh_TW" w:bidi="zh_TW"/>
         </w:rPr>
         <w:t>）。以色列人被擄到巴比倫是神對其子民的審判，但神表明衪不會完全毀滅他們（見</w:t>
       </w:r>
-      <w:hyperlink r:id="rId32">
-        <w:r>
-          <w:rPr>
-            <w:lang w:val="zh_TW" w:bidi="zh_TW"/>
-          </w:rPr>
-          <w:rPr>
-            <w:color w:val="0000EE"/>
-            <w:u w:val="single"/>
-          </w:rPr>
-          <w:t>何11:8–11</w:t>
-        </w:r>
-      </w:hyperlink>
+      <w:r>
+        <w:rPr>
+          <w:lang w:val="zh_TW" w:bidi="zh_TW"/>
+        </w:rPr>
+        <w:t>何11:8–11</w:t>
+      </w:r>
       <w:r>
         <w:rPr>
           <w:lang w:val="zh_TW" w:bidi="zh_TW"/>
@@ -706,36 +586,24 @@
         </w:rPr>
         <w:t>餘民的概念是先知以賽亞信息的核心。他的一個兒子名叫施亞雅述（Shear-jashub），意思是「餘民將要歸回」（</w:t>
       </w:r>
-      <w:hyperlink r:id="rId33">
-        <w:r>
-          <w:rPr>
-            <w:lang w:val="zh_TW" w:bidi="zh_TW"/>
-          </w:rPr>
-          <w:rPr>
-            <w:color w:val="0000EE"/>
-            <w:u w:val="single"/>
-          </w:rPr>
-          <w:t>賽7:3</w:t>
-        </w:r>
-      </w:hyperlink>
+      <w:r>
+        <w:rPr>
+          <w:lang w:val="zh_TW" w:bidi="zh_TW"/>
+        </w:rPr>
+        <w:t>賽7:3</w:t>
+      </w:r>
       <w:r>
         <w:rPr>
           <w:lang w:val="zh_TW" w:bidi="zh_TW"/>
         </w:rPr>
         <w:t xml:space="preserve">；見 </w:t>
       </w:r>
-      <w:hyperlink r:id="rId34">
-        <w:r>
-          <w:rPr>
-            <w:lang w:val="zh_TW" w:bidi="zh_TW"/>
-          </w:rPr>
-          <w:rPr>
-            <w:color w:val="0000EE"/>
-            <w:u w:val="single"/>
-          </w:rPr>
-          <w:t>10:21</w:t>
-        </w:r>
-      </w:hyperlink>
+      <w:r>
+        <w:rPr>
+          <w:lang w:val="zh_TW" w:bidi="zh_TW"/>
+        </w:rPr>
+        <w:t>10:21</w:t>
+      </w:r>
       <w:r>
         <w:rPr>
           <w:lang w:val="zh_TW" w:bidi="zh_TW"/>
@@ -774,18 +642,12 @@
         </w:rPr>
         <w:t>一個「苗」（</w:t>
       </w:r>
-      <w:hyperlink r:id="rId35">
-        <w:r>
-          <w:rPr>
-            <w:lang w:val="zh_TW" w:bidi="zh_TW"/>
-          </w:rPr>
-          <w:rPr>
-            <w:color w:val="0000EE"/>
-            <w:u w:val="single"/>
-          </w:rPr>
-          <w:t>4:2</w:t>
-        </w:r>
-      </w:hyperlink>
+      <w:r>
+        <w:rPr>
+          <w:lang w:val="zh_TW" w:bidi="zh_TW"/>
+        </w:rPr>
+        <w:t>4:2</w:t>
+      </w:r>
       <w:r>
         <w:rPr>
           <w:lang w:val="zh_TW" w:bidi="zh_TW"/>
@@ -810,18 +672,12 @@
         </w:rPr>
         <w:t>一個「樹墩子」（</w:t>
       </w:r>
-      <w:hyperlink r:id="rId36">
-        <w:r>
-          <w:rPr>
-            <w:lang w:val="zh_TW" w:bidi="zh_TW"/>
-          </w:rPr>
-          <w:rPr>
-            <w:color w:val="0000EE"/>
-            <w:u w:val="single"/>
-          </w:rPr>
-          <w:t>6:13</w:t>
-        </w:r>
-      </w:hyperlink>
+      <w:r>
+        <w:rPr>
+          <w:lang w:val="zh_TW" w:bidi="zh_TW"/>
+        </w:rPr>
+        <w:t>6:13</w:t>
+      </w:r>
       <w:r>
         <w:rPr>
           <w:lang w:val="zh_TW" w:bidi="zh_TW"/>
@@ -846,18 +702,12 @@
         </w:rPr>
         <w:t>一個由「貧窮」和「困乏」的人組成的群體（</w:t>
       </w:r>
-      <w:hyperlink r:id="rId37">
-        <w:r>
-          <w:rPr>
-            <w:lang w:val="zh_TW" w:bidi="zh_TW"/>
-          </w:rPr>
-          <w:rPr>
-            <w:color w:val="0000EE"/>
-            <w:u w:val="single"/>
-          </w:rPr>
-          <w:t>25:4</w:t>
-        </w:r>
-      </w:hyperlink>
+      <w:r>
+        <w:rPr>
+          <w:lang w:val="zh_TW" w:bidi="zh_TW"/>
+        </w:rPr>
+        <w:t>25:4</w:t>
+      </w:r>
       <w:r>
         <w:rPr>
           <w:lang w:val="zh_TW" w:bidi="zh_TW"/>
@@ -882,18 +732,12 @@
         </w:rPr>
         <w:t>如穀物般被「一一地收集」（</w:t>
       </w:r>
-      <w:hyperlink r:id="rId38">
-        <w:r>
-          <w:rPr>
-            <w:lang w:val="zh_TW" w:bidi="zh_TW"/>
-          </w:rPr>
-          <w:rPr>
-            <w:color w:val="0000EE"/>
-            <w:u w:val="single"/>
-          </w:rPr>
-          <w:t>27:12–13</w:t>
-        </w:r>
-      </w:hyperlink>
+      <w:r>
+        <w:rPr>
+          <w:lang w:val="zh_TW" w:bidi="zh_TW"/>
+        </w:rPr>
+        <w:t>27:12–13</w:t>
+      </w:r>
       <w:r>
         <w:rPr>
           <w:lang w:val="zh_TW" w:bidi="zh_TW"/>
@@ -914,72 +758,48 @@
         </w:rPr>
         <w:t>這些餘民要信靠神，等候祂建立祂的統治並賞賜他們（見</w:t>
       </w:r>
-      <w:hyperlink r:id="rId39">
-        <w:r>
-          <w:rPr>
-            <w:lang w:val="zh_TW" w:bidi="zh_TW"/>
-          </w:rPr>
-          <w:rPr>
-            <w:color w:val="0000EE"/>
-            <w:u w:val="single"/>
-          </w:rPr>
-          <w:t>3:10</w:t>
-        </w:r>
-      </w:hyperlink>
+      <w:r>
+        <w:rPr>
+          <w:lang w:val="zh_TW" w:bidi="zh_TW"/>
+        </w:rPr>
+        <w:t>3:10</w:t>
+      </w:r>
       <w:r>
         <w:rPr>
           <w:lang w:val="zh_TW" w:bidi="zh_TW"/>
         </w:rPr>
         <w:t>，</w:t>
       </w:r>
-      <w:hyperlink r:id="rId40">
-        <w:r>
-          <w:rPr>
-            <w:lang w:val="zh_TW" w:bidi="zh_TW"/>
-          </w:rPr>
-          <w:rPr>
-            <w:color w:val="0000EE"/>
-            <w:u w:val="single"/>
-          </w:rPr>
-          <w:t>40:10</w:t>
-        </w:r>
-      </w:hyperlink>
+      <w:r>
+        <w:rPr>
+          <w:lang w:val="zh_TW" w:bidi="zh_TW"/>
+        </w:rPr>
+        <w:t>40:10</w:t>
+      </w:r>
       <w:r>
         <w:rPr>
           <w:lang w:val="zh_TW" w:bidi="zh_TW"/>
         </w:rPr>
         <w:t>）。神應許這個小群體將從以色列並其他國家增長成為一個大群體（</w:t>
       </w:r>
-      <w:hyperlink r:id="rId41">
-        <w:r>
-          <w:rPr>
-            <w:lang w:val="zh_TW" w:bidi="zh_TW"/>
-          </w:rPr>
-          <w:rPr>
-            <w:color w:val="0000EE"/>
-            <w:u w:val="single"/>
-          </w:rPr>
-          <w:t>27:6</w:t>
-        </w:r>
-      </w:hyperlink>
+      <w:r>
+        <w:rPr>
+          <w:lang w:val="zh_TW" w:bidi="zh_TW"/>
+        </w:rPr>
+        <w:t>27:6</w:t>
+      </w:r>
       <w:r>
         <w:rPr>
           <w:lang w:val="zh_TW" w:bidi="zh_TW"/>
         </w:rPr>
         <w:t>，</w:t>
       </w:r>
-      <w:hyperlink r:id="rId42">
-        <w:r>
-          <w:rPr>
-            <w:lang w:val="zh_TW" w:bidi="zh_TW"/>
-          </w:rPr>
-          <w:rPr>
-            <w:color w:val="0000EE"/>
-            <w:u w:val="single"/>
-          </w:rPr>
-          <w:t>60:3</w:t>
-        </w:r>
-      </w:hyperlink>
+      <w:r>
+        <w:rPr>
+          <w:lang w:val="zh_TW" w:bidi="zh_TW"/>
+        </w:rPr>
+        <w:t>60:3</w:t>
+      </w:r>
       <w:r>
         <w:rPr>
           <w:lang w:val="zh_TW" w:bidi="zh_TW"/>
@@ -1000,36 +820,24 @@
         </w:rPr>
         <w:t>這個預言的應驗，在波斯王塞魯士（King Cyrus of Persia）統治期間，神子民中的一群餘民被允許歸回耶路撒冷並重建聖殿（</w:t>
       </w:r>
-      <w:hyperlink r:id="rId43">
-        <w:r>
-          <w:rPr>
-            <w:lang w:val="zh_TW" w:bidi="zh_TW"/>
-          </w:rPr>
-          <w:rPr>
-            <w:color w:val="0000EE"/>
-            <w:u w:val="single"/>
-          </w:rPr>
-          <w:t>拉1:2–4</w:t>
-        </w:r>
-      </w:hyperlink>
+      <w:r>
+        <w:rPr>
+          <w:lang w:val="zh_TW" w:bidi="zh_TW"/>
+        </w:rPr>
+        <w:t>拉1:2–4</w:t>
+      </w:r>
       <w:r>
         <w:rPr>
           <w:lang w:val="zh_TW" w:bidi="zh_TW"/>
         </w:rPr>
         <w:t>）。祭司以斯拉將這群餘民得以保存視為神的恩典。他也知道，如果百姓像他們的祖先那樣不順服，就可能失去這份恩典（</w:t>
       </w:r>
-      <w:hyperlink r:id="rId44">
-        <w:r>
-          <w:rPr>
-            <w:lang w:val="zh_TW" w:bidi="zh_TW"/>
-          </w:rPr>
-          <w:rPr>
-            <w:color w:val="0000EE"/>
-            <w:u w:val="single"/>
-          </w:rPr>
-          <w:t>拉9:5–15</w:t>
-        </w:r>
-      </w:hyperlink>
+      <w:r>
+        <w:rPr>
+          <w:lang w:val="zh_TW" w:bidi="zh_TW"/>
+        </w:rPr>
+        <w:t>拉9:5–15</w:t>
+      </w:r>
       <w:r>
         <w:rPr>
           <w:lang w:val="zh_TW" w:bidi="zh_TW"/>
@@ -1073,378 +881,252 @@
           <w:lang w:val="zh_TW" w:bidi="zh_TW"/>
         </w:rPr>
       </w:r>
-      <w:hyperlink r:id="rId45">
-        <w:r>
-          <w:rPr>
-            <w:lang w:val="zh_TW" w:bidi="zh_TW"/>
-          </w:rPr>
-          <w:rPr>
-            <w:color w:val="0000EE"/>
-            <w:u w:val="single"/>
-          </w:rPr>
-          <w:t>王下19:31</w:t>
-        </w:r>
-      </w:hyperlink>
+      <w:r>
+        <w:rPr>
+          <w:lang w:val="zh_TW" w:bidi="zh_TW"/>
+        </w:rPr>
+        <w:t>王下19:31</w:t>
+      </w:r>
       <w:r>
         <w:rPr>
           <w:lang w:val="zh_TW" w:bidi="zh_TW"/>
         </w:rPr>
         <w:t>；</w:t>
       </w:r>
-      <w:hyperlink r:id="rId46">
-        <w:r>
-          <w:rPr>
-            <w:lang w:val="zh_TW" w:bidi="zh_TW"/>
-          </w:rPr>
-          <w:rPr>
-            <w:color w:val="0000EE"/>
-            <w:u w:val="single"/>
-          </w:rPr>
-          <w:t>代下36:20</w:t>
-        </w:r>
-      </w:hyperlink>
+      <w:r>
+        <w:rPr>
+          <w:lang w:val="zh_TW" w:bidi="zh_TW"/>
+        </w:rPr>
+        <w:t>代下36:20</w:t>
+      </w:r>
       <w:r>
         <w:rPr>
           <w:lang w:val="zh_TW" w:bidi="zh_TW"/>
         </w:rPr>
         <w:t>；</w:t>
       </w:r>
-      <w:hyperlink r:id="rId47">
-        <w:r>
-          <w:rPr>
-            <w:lang w:val="zh_TW" w:bidi="zh_TW"/>
-          </w:rPr>
-          <w:rPr>
-            <w:color w:val="0000EE"/>
-            <w:u w:val="single"/>
-          </w:rPr>
-          <w:t>拉9:14</w:t>
-        </w:r>
-      </w:hyperlink>
+      <w:r>
+        <w:rPr>
+          <w:lang w:val="zh_TW" w:bidi="zh_TW"/>
+        </w:rPr>
+        <w:t>拉9:14</w:t>
+      </w:r>
       <w:r>
         <w:rPr>
           <w:lang w:val="zh_TW" w:bidi="zh_TW"/>
         </w:rPr>
         <w:t>；</w:t>
       </w:r>
-      <w:hyperlink r:id="rId48">
-        <w:r>
-          <w:rPr>
-            <w:lang w:val="zh_TW" w:bidi="zh_TW"/>
-          </w:rPr>
-          <w:rPr>
-            <w:color w:val="0000EE"/>
-            <w:u w:val="single"/>
-          </w:rPr>
-          <w:t>賽1:8–9</w:t>
-        </w:r>
-      </w:hyperlink>
+      <w:r>
+        <w:rPr>
+          <w:lang w:val="zh_TW" w:bidi="zh_TW"/>
+        </w:rPr>
+        <w:t>賽1:8–9</w:t>
+      </w:r>
       <w:r>
         <w:rPr>
           <w:lang w:val="zh_TW" w:bidi="zh_TW"/>
         </w:rPr>
         <w:t>，</w:t>
       </w:r>
-      <w:hyperlink r:id="rId49">
-        <w:r>
-          <w:rPr>
-            <w:lang w:val="zh_TW" w:bidi="zh_TW"/>
-          </w:rPr>
-          <w:rPr>
-            <w:color w:val="0000EE"/>
-            <w:u w:val="single"/>
-          </w:rPr>
-          <w:t>4:1–3</w:t>
-        </w:r>
-      </w:hyperlink>
+      <w:r>
+        <w:rPr>
+          <w:lang w:val="zh_TW" w:bidi="zh_TW"/>
+        </w:rPr>
+        <w:t>4:1–3</w:t>
+      </w:r>
       <w:r>
         <w:rPr>
           <w:lang w:val="zh_TW" w:bidi="zh_TW"/>
         </w:rPr>
         <w:t>，</w:t>
       </w:r>
-      <w:hyperlink r:id="rId36">
-        <w:r>
-          <w:rPr>
-            <w:lang w:val="zh_TW" w:bidi="zh_TW"/>
-          </w:rPr>
-          <w:rPr>
-            <w:color w:val="0000EE"/>
-            <w:u w:val="single"/>
-          </w:rPr>
-          <w:t>6:13</w:t>
-        </w:r>
-      </w:hyperlink>
+      <w:r>
+        <w:rPr>
+          <w:lang w:val="zh_TW" w:bidi="zh_TW"/>
+        </w:rPr>
+        <w:t>6:13</w:t>
+      </w:r>
       <w:r>
         <w:rPr>
           <w:lang w:val="zh_TW" w:bidi="zh_TW"/>
         </w:rPr>
         <w:t>，</w:t>
       </w:r>
-      <w:hyperlink r:id="rId50">
-        <w:r>
-          <w:rPr>
-            <w:lang w:val="zh_TW" w:bidi="zh_TW"/>
-          </w:rPr>
-          <w:rPr>
-            <w:color w:val="0000EE"/>
-            <w:u w:val="single"/>
-          </w:rPr>
-          <w:t>10:19–22</w:t>
-        </w:r>
-      </w:hyperlink>
+      <w:r>
+        <w:rPr>
+          <w:lang w:val="zh_TW" w:bidi="zh_TW"/>
+        </w:rPr>
+        <w:t>10:19–22</w:t>
+      </w:r>
       <w:r>
         <w:rPr>
           <w:lang w:val="zh_TW" w:bidi="zh_TW"/>
         </w:rPr>
         <w:t>，</w:t>
       </w:r>
-      <w:hyperlink r:id="rId51">
-        <w:r>
-          <w:rPr>
-            <w:lang w:val="zh_TW" w:bidi="zh_TW"/>
-          </w:rPr>
-          <w:rPr>
-            <w:color w:val="0000EE"/>
-            <w:u w:val="single"/>
-          </w:rPr>
-          <w:t>11:10–16</w:t>
-        </w:r>
-      </w:hyperlink>
+      <w:r>
+        <w:rPr>
+          <w:lang w:val="zh_TW" w:bidi="zh_TW"/>
+        </w:rPr>
+        <w:t>11:10–16</w:t>
+      </w:r>
       <w:r>
         <w:rPr>
           <w:lang w:val="zh_TW" w:bidi="zh_TW"/>
         </w:rPr>
         <w:t>，</w:t>
       </w:r>
-      <w:hyperlink r:id="rId38">
-        <w:r>
-          <w:rPr>
-            <w:lang w:val="zh_TW" w:bidi="zh_TW"/>
-          </w:rPr>
-          <w:rPr>
-            <w:color w:val="0000EE"/>
-            <w:u w:val="single"/>
-          </w:rPr>
-          <w:t>27:12–13</w:t>
-        </w:r>
-      </w:hyperlink>
+      <w:r>
+        <w:rPr>
+          <w:lang w:val="zh_TW" w:bidi="zh_TW"/>
+        </w:rPr>
+        <w:t>27:12–13</w:t>
+      </w:r>
       <w:r>
         <w:rPr>
           <w:lang w:val="zh_TW" w:bidi="zh_TW"/>
         </w:rPr>
         <w:t>，</w:t>
       </w:r>
-      <w:hyperlink r:id="rId52">
-        <w:r>
-          <w:rPr>
-            <w:lang w:val="zh_TW" w:bidi="zh_TW"/>
-          </w:rPr>
-          <w:rPr>
-            <w:color w:val="0000EE"/>
-            <w:u w:val="single"/>
-          </w:rPr>
-          <w:t>28:5</w:t>
-        </w:r>
-      </w:hyperlink>
+      <w:r>
+        <w:rPr>
+          <w:lang w:val="zh_TW" w:bidi="zh_TW"/>
+        </w:rPr>
+        <w:t>28:5</w:t>
+      </w:r>
       <w:r>
         <w:rPr>
           <w:lang w:val="zh_TW" w:bidi="zh_TW"/>
         </w:rPr>
         <w:t>，</w:t>
       </w:r>
-      <w:hyperlink r:id="rId53">
-        <w:r>
-          <w:rPr>
-            <w:lang w:val="zh_TW" w:bidi="zh_TW"/>
-          </w:rPr>
-          <w:rPr>
-            <w:color w:val="0000EE"/>
-            <w:u w:val="single"/>
-          </w:rPr>
-          <w:t>37:31–32</w:t>
-        </w:r>
-      </w:hyperlink>
+      <w:r>
+        <w:rPr>
+          <w:lang w:val="zh_TW" w:bidi="zh_TW"/>
+        </w:rPr>
+        <w:t>37:31–32</w:t>
+      </w:r>
       <w:r>
         <w:rPr>
           <w:lang w:val="zh_TW" w:bidi="zh_TW"/>
         </w:rPr>
         <w:t>，</w:t>
       </w:r>
-      <w:hyperlink r:id="rId54">
-        <w:r>
-          <w:rPr>
-            <w:lang w:val="zh_TW" w:bidi="zh_TW"/>
-          </w:rPr>
-          <w:rPr>
-            <w:color w:val="0000EE"/>
-            <w:u w:val="single"/>
-          </w:rPr>
-          <w:t>46:3–4</w:t>
-        </w:r>
-      </w:hyperlink>
+      <w:r>
+        <w:rPr>
+          <w:lang w:val="zh_TW" w:bidi="zh_TW"/>
+        </w:rPr>
+        <w:t>46:3–4</w:t>
+      </w:r>
       <w:r>
         <w:rPr>
           <w:lang w:val="zh_TW" w:bidi="zh_TW"/>
         </w:rPr>
         <w:t>；</w:t>
       </w:r>
-      <w:hyperlink r:id="rId55">
-        <w:r>
-          <w:rPr>
-            <w:lang w:val="zh_TW" w:bidi="zh_TW"/>
-          </w:rPr>
-          <w:rPr>
-            <w:color w:val="0000EE"/>
-            <w:u w:val="single"/>
-          </w:rPr>
-          <w:t>耶6:9</w:t>
-        </w:r>
-      </w:hyperlink>
+      <w:r>
+        <w:rPr>
+          <w:lang w:val="zh_TW" w:bidi="zh_TW"/>
+        </w:rPr>
+        <w:t>耶6:9</w:t>
+      </w:r>
       <w:r>
         <w:rPr>
           <w:lang w:val="zh_TW" w:bidi="zh_TW"/>
         </w:rPr>
         <w:t>，</w:t>
       </w:r>
-      <w:hyperlink r:id="rId56">
-        <w:r>
-          <w:rPr>
-            <w:lang w:val="zh_TW" w:bidi="zh_TW"/>
-          </w:rPr>
-          <w:rPr>
-            <w:color w:val="0000EE"/>
-            <w:u w:val="single"/>
-          </w:rPr>
-          <w:t>23:3–4</w:t>
-        </w:r>
-      </w:hyperlink>
+      <w:r>
+        <w:rPr>
+          <w:lang w:val="zh_TW" w:bidi="zh_TW"/>
+        </w:rPr>
+        <w:t>23:3–4</w:t>
+      </w:r>
       <w:r>
         <w:rPr>
           <w:lang w:val="zh_TW" w:bidi="zh_TW"/>
         </w:rPr>
         <w:t>，</w:t>
       </w:r>
-      <w:hyperlink r:id="rId57">
-        <w:r>
-          <w:rPr>
-            <w:lang w:val="zh_TW" w:bidi="zh_TW"/>
-          </w:rPr>
-          <w:rPr>
-            <w:color w:val="0000EE"/>
-            <w:u w:val="single"/>
-          </w:rPr>
-          <w:t>31:7–8</w:t>
-        </w:r>
-      </w:hyperlink>
+      <w:r>
+        <w:rPr>
+          <w:lang w:val="zh_TW" w:bidi="zh_TW"/>
+        </w:rPr>
+        <w:t>31:7–8</w:t>
+      </w:r>
       <w:r>
         <w:rPr>
           <w:lang w:val="zh_TW" w:bidi="zh_TW"/>
         </w:rPr>
         <w:t>；</w:t>
       </w:r>
-      <w:hyperlink r:id="rId58">
-        <w:r>
-          <w:rPr>
-            <w:lang w:val="zh_TW" w:bidi="zh_TW"/>
-          </w:rPr>
-          <w:rPr>
-            <w:color w:val="0000EE"/>
-            <w:u w:val="single"/>
-          </w:rPr>
-          <w:t>摩5:15</w:t>
-        </w:r>
-      </w:hyperlink>
+      <w:r>
+        <w:rPr>
+          <w:lang w:val="zh_TW" w:bidi="zh_TW"/>
+        </w:rPr>
+        <w:t>摩5:15</w:t>
+      </w:r>
       <w:r>
         <w:rPr>
           <w:lang w:val="zh_TW" w:bidi="zh_TW"/>
         </w:rPr>
         <w:t>；</w:t>
       </w:r>
-      <w:hyperlink r:id="rId59">
-        <w:r>
-          <w:rPr>
-            <w:lang w:val="zh_TW" w:bidi="zh_TW"/>
-          </w:rPr>
-          <w:rPr>
-            <w:color w:val="0000EE"/>
-            <w:u w:val="single"/>
-          </w:rPr>
-          <w:t>彌2:12</w:t>
-        </w:r>
-      </w:hyperlink>
+      <w:r>
+        <w:rPr>
+          <w:lang w:val="zh_TW" w:bidi="zh_TW"/>
+        </w:rPr>
+        <w:t>彌2:12</w:t>
+      </w:r>
       <w:r>
         <w:rPr>
           <w:lang w:val="zh_TW" w:bidi="zh_TW"/>
         </w:rPr>
         <w:t>，</w:t>
       </w:r>
-      <w:hyperlink r:id="rId60">
-        <w:r>
-          <w:rPr>
-            <w:lang w:val="zh_TW" w:bidi="zh_TW"/>
-          </w:rPr>
-          <w:rPr>
-            <w:color w:val="0000EE"/>
-            <w:u w:val="single"/>
-          </w:rPr>
-          <w:t>4:6–7</w:t>
-        </w:r>
-      </w:hyperlink>
+      <w:r>
+        <w:rPr>
+          <w:lang w:val="zh_TW" w:bidi="zh_TW"/>
+        </w:rPr>
+        <w:t>4:6–7</w:t>
+      </w:r>
       <w:r>
         <w:rPr>
           <w:lang w:val="zh_TW" w:bidi="zh_TW"/>
         </w:rPr>
         <w:t>，</w:t>
       </w:r>
-      <w:hyperlink r:id="rId61">
-        <w:r>
-          <w:rPr>
-            <w:lang w:val="zh_TW" w:bidi="zh_TW"/>
-          </w:rPr>
-          <w:rPr>
-            <w:color w:val="0000EE"/>
-            <w:u w:val="single"/>
-          </w:rPr>
-          <w:t>5:7–8</w:t>
-        </w:r>
-      </w:hyperlink>
+      <w:r>
+        <w:rPr>
+          <w:lang w:val="zh_TW" w:bidi="zh_TW"/>
+        </w:rPr>
+        <w:t>5:7–8</w:t>
+      </w:r>
       <w:r>
         <w:rPr>
           <w:lang w:val="zh_TW" w:bidi="zh_TW"/>
         </w:rPr>
         <w:t>，</w:t>
       </w:r>
-      <w:hyperlink r:id="rId62">
-        <w:r>
-          <w:rPr>
-            <w:lang w:val="zh_TW" w:bidi="zh_TW"/>
-          </w:rPr>
-          <w:rPr>
-            <w:color w:val="0000EE"/>
-            <w:u w:val="single"/>
-          </w:rPr>
-          <w:t>7:18</w:t>
-        </w:r>
-      </w:hyperlink>
+      <w:r>
+        <w:rPr>
+          <w:lang w:val="zh_TW" w:bidi="zh_TW"/>
+        </w:rPr>
+        <w:t>7:18</w:t>
+      </w:r>
       <w:r>
         <w:rPr>
           <w:lang w:val="zh_TW" w:bidi="zh_TW"/>
         </w:rPr>
         <w:t>；</w:t>
       </w:r>
-      <w:hyperlink r:id="rId63">
-        <w:r>
-          <w:rPr>
-            <w:lang w:val="zh_TW" w:bidi="zh_TW"/>
-          </w:rPr>
-          <w:rPr>
-            <w:color w:val="0000EE"/>
-            <w:u w:val="single"/>
-          </w:rPr>
-          <w:t>番3:11–13</w:t>
-        </w:r>
-      </w:hyperlink>
+      <w:r>
+        <w:rPr>
+          <w:lang w:val="zh_TW" w:bidi="zh_TW"/>
+        </w:rPr>
+        <w:t>番3:11–13</w:t>
+      </w:r>
       <w:r>
         <w:rPr>
           <w:lang w:val="zh_TW" w:bidi="zh_TW"/>
@@ -1493,18 +1175,12 @@
         </w:rPr>
         <w:t>聖潔指的是神超越萬有的本質與道德上的純全（</w:t>
       </w:r>
-      <w:hyperlink r:id="rId64">
-        <w:r>
-          <w:rPr>
-            <w:lang w:val="zh_TW" w:bidi="zh_TW"/>
-          </w:rPr>
-          <w:rPr>
-            <w:color w:val="0000EE"/>
-            <w:u w:val="single"/>
-          </w:rPr>
-          <w:t>利10:3</w:t>
-        </w:r>
-      </w:hyperlink>
+      <w:r>
+        <w:rPr>
+          <w:lang w:val="zh_TW" w:bidi="zh_TW"/>
+        </w:rPr>
+        <w:t>利10:3</w:t>
+      </w:r>
       <w:r>
         <w:rPr>
           <w:lang w:val="zh_TW" w:bidi="zh_TW"/>
@@ -1539,36 +1215,24 @@
         </w:rPr>
         <w:t>當神宣告一個地方為聖時，是因為祂在那裡顯明祂的同在（見</w:t>
       </w:r>
-      <w:hyperlink r:id="rId65">
-        <w:r>
-          <w:rPr>
-            <w:lang w:val="zh_TW" w:bidi="zh_TW"/>
-          </w:rPr>
-          <w:rPr>
-            <w:color w:val="0000EE"/>
-            <w:u w:val="single"/>
-          </w:rPr>
-          <w:t>出3:5</w:t>
-        </w:r>
-      </w:hyperlink>
+      <w:r>
+        <w:rPr>
+          <w:lang w:val="zh_TW" w:bidi="zh_TW"/>
+        </w:rPr>
+        <w:t>出3:5</w:t>
+      </w:r>
       <w:r>
         <w:rPr>
           <w:lang w:val="zh_TW" w:bidi="zh_TW"/>
         </w:rPr>
         <w:t>）。神也宣告一些器物為聖，例如會幕中的祭壇（</w:t>
       </w:r>
-      <w:hyperlink r:id="rId66">
-        <w:r>
-          <w:rPr>
-            <w:lang w:val="zh_TW" w:bidi="zh_TW"/>
-          </w:rPr>
-          <w:rPr>
-            <w:color w:val="0000EE"/>
-            <w:u w:val="single"/>
-          </w:rPr>
-          <w:t>出29:44–46</w:t>
-        </w:r>
-      </w:hyperlink>
+      <w:r>
+        <w:rPr>
+          <w:lang w:val="zh_TW" w:bidi="zh_TW"/>
+        </w:rPr>
+        <w:t>出29:44–46</w:t>
+      </w:r>
       <w:r>
         <w:rPr>
           <w:lang w:val="zh_TW" w:bidi="zh_TW"/>
@@ -1589,120 +1253,78 @@
         </w:rPr>
         <w:t>對人來說也是如此。神吩咐我們要聖潔，因為祂是聖潔的（</w:t>
       </w:r>
-      <w:hyperlink r:id="rId67">
-        <w:r>
-          <w:rPr>
-            <w:lang w:val="zh_TW" w:bidi="zh_TW"/>
-          </w:rPr>
-          <w:rPr>
-            <w:color w:val="0000EE"/>
-            <w:u w:val="single"/>
-          </w:rPr>
-          <w:t>利19:2</w:t>
-        </w:r>
-      </w:hyperlink>
+      <w:r>
+        <w:rPr>
+          <w:lang w:val="zh_TW" w:bidi="zh_TW"/>
+        </w:rPr>
+        <w:t>利19:2</w:t>
+      </w:r>
       <w:r>
         <w:rPr>
           <w:lang w:val="zh_TW" w:bidi="zh_TW"/>
         </w:rPr>
         <w:t>；</w:t>
       </w:r>
-      <w:hyperlink r:id="rId68">
-        <w:r>
-          <w:rPr>
-            <w:lang w:val="zh_TW" w:bidi="zh_TW"/>
-          </w:rPr>
-          <w:rPr>
-            <w:color w:val="0000EE"/>
-            <w:u w:val="single"/>
-          </w:rPr>
-          <w:t>彼前1:15–16</w:t>
-        </w:r>
-      </w:hyperlink>
+      <w:r>
+        <w:rPr>
+          <w:lang w:val="zh_TW" w:bidi="zh_TW"/>
+        </w:rPr>
+        <w:t>彼前1:15–16</w:t>
+      </w:r>
       <w:r>
         <w:rPr>
           <w:lang w:val="zh_TW" w:bidi="zh_TW"/>
         </w:rPr>
         <w:t>）。唯有神能將聖潔賜給人。若沒有與神的關係，不論一個人的生活多麼良善、虔誠或自律，都無法達到真正的聖潔。唯有神能使人分別為聖（</w:t>
       </w:r>
-      <w:hyperlink r:id="rId69">
-        <w:r>
-          <w:rPr>
-            <w:lang w:val="zh_TW" w:bidi="zh_TW"/>
-          </w:rPr>
-          <w:rPr>
-            <w:color w:val="0000EE"/>
-            <w:u w:val="single"/>
-          </w:rPr>
-          <w:t>出31:13</w:t>
-        </w:r>
-      </w:hyperlink>
+      <w:r>
+        <w:rPr>
+          <w:lang w:val="zh_TW" w:bidi="zh_TW"/>
+        </w:rPr>
+        <w:t>出31:13</w:t>
+      </w:r>
       <w:r>
         <w:rPr>
           <w:lang w:val="zh_TW" w:bidi="zh_TW"/>
         </w:rPr>
         <w:t>；</w:t>
       </w:r>
-      <w:hyperlink r:id="rId70">
-        <w:r>
-          <w:rPr>
-            <w:lang w:val="zh_TW" w:bidi="zh_TW"/>
-          </w:rPr>
-          <w:rPr>
-            <w:color w:val="0000EE"/>
-            <w:u w:val="single"/>
-          </w:rPr>
-          <w:t>利20:8，</w:t>
-        </w:r>
-      </w:hyperlink>
-      <w:hyperlink r:id="rId71">
-        <w:r>
-          <w:rPr>
-            <w:lang w:val="zh_TW" w:bidi="zh_TW"/>
-          </w:rPr>
-          <w:rPr>
-            <w:color w:val="0000EE"/>
-            <w:u w:val="single"/>
-          </w:rPr>
-          <w:t>22:32</w:t>
-        </w:r>
-      </w:hyperlink>
+      <w:r>
+        <w:rPr>
+          <w:lang w:val="zh_TW" w:bidi="zh_TW"/>
+        </w:rPr>
+        <w:t>利20:8，</w:t>
+      </w:r>
+      <w:r>
+        <w:rPr>
+          <w:lang w:val="zh_TW" w:bidi="zh_TW"/>
+        </w:rPr>
+        <w:t>22:32</w:t>
+      </w:r>
       <w:r>
         <w:rPr>
           <w:lang w:val="zh_TW" w:bidi="zh_TW"/>
         </w:rPr>
         <w:t>）。神應許祂要與祂的百姓同在，使他們能成為聖潔（</w:t>
       </w:r>
-      <w:hyperlink r:id="rId72">
-        <w:r>
-          <w:rPr>
-            <w:lang w:val="zh_TW" w:bidi="zh_TW"/>
-          </w:rPr>
-          <w:rPr>
-            <w:color w:val="0000EE"/>
-            <w:u w:val="single"/>
-          </w:rPr>
-          <w:t>何11:9</w:t>
-        </w:r>
-      </w:hyperlink>
+      <w:r>
+        <w:rPr>
+          <w:lang w:val="zh_TW" w:bidi="zh_TW"/>
+        </w:rPr>
+        <w:t>何11:9</w:t>
+      </w:r>
       <w:r>
         <w:rPr>
           <w:lang w:val="zh_TW" w:bidi="zh_TW"/>
         </w:rPr>
         <w:t>；見</w:t>
       </w:r>
-      <w:hyperlink r:id="rId73">
-        <w:r>
-          <w:rPr>
-            <w:lang w:val="zh_TW" w:bidi="zh_TW"/>
-          </w:rPr>
-          <w:rPr>
-            <w:color w:val="0000EE"/>
-            <w:u w:val="single"/>
-          </w:rPr>
-          <w:t>賽35:8–10</w:t>
-        </w:r>
-      </w:hyperlink>
+      <w:r>
+        <w:rPr>
+          <w:lang w:val="zh_TW" w:bidi="zh_TW"/>
+        </w:rPr>
+        <w:t>賽35:8–10</w:t>
+      </w:r>
       <w:r>
         <w:rPr>
           <w:lang w:val="zh_TW" w:bidi="zh_TW"/>
@@ -1723,108 +1345,72 @@
         </w:rPr>
         <w:t>教會如同舊約中的以色列，也與神有特別的關係。由於神給我們兒女的名分，我們就能成為敬虔的人（見</w:t>
       </w:r>
-      <w:hyperlink r:id="rId74">
-        <w:r>
-          <w:rPr>
-            <w:lang w:val="zh_TW" w:bidi="zh_TW"/>
-          </w:rPr>
-          <w:rPr>
-            <w:color w:val="0000EE"/>
-            <w:u w:val="single"/>
-          </w:rPr>
-          <w:t>出4:22</w:t>
-        </w:r>
-      </w:hyperlink>
+      <w:r>
+        <w:rPr>
+          <w:lang w:val="zh_TW" w:bidi="zh_TW"/>
+        </w:rPr>
+        <w:t>出4:22</w:t>
+      </w:r>
       <w:r>
         <w:rPr>
           <w:lang w:val="zh_TW" w:bidi="zh_TW"/>
         </w:rPr>
         <w:t>；</w:t>
       </w:r>
-      <w:hyperlink r:id="rId75">
-        <w:r>
-          <w:rPr>
-            <w:lang w:val="zh_TW" w:bidi="zh_TW"/>
-          </w:rPr>
-          <w:rPr>
-            <w:color w:val="0000EE"/>
-            <w:u w:val="single"/>
-          </w:rPr>
-          <w:t>羅8:14</w:t>
-        </w:r>
-      </w:hyperlink>
+      <w:r>
+        <w:rPr>
+          <w:lang w:val="zh_TW" w:bidi="zh_TW"/>
+        </w:rPr>
+        <w:t>羅8:14</w:t>
+      </w:r>
       <w:r>
         <w:rPr>
           <w:lang w:val="zh_TW" w:bidi="zh_TW"/>
         </w:rPr>
         <w:t>；</w:t>
       </w:r>
-      <w:hyperlink r:id="rId76">
-        <w:r>
-          <w:rPr>
-            <w:lang w:val="zh_TW" w:bidi="zh_TW"/>
-          </w:rPr>
-          <w:rPr>
-            <w:color w:val="0000EE"/>
-            <w:u w:val="single"/>
-          </w:rPr>
-          <w:t>加3:26</w:t>
-        </w:r>
-      </w:hyperlink>
+      <w:r>
+        <w:rPr>
+          <w:lang w:val="zh_TW" w:bidi="zh_TW"/>
+        </w:rPr>
+        <w:t>加3:26</w:t>
+      </w:r>
       <w:r>
         <w:rPr>
           <w:lang w:val="zh_TW" w:bidi="zh_TW"/>
         </w:rPr>
         <w:t>；</w:t>
       </w:r>
-      <w:hyperlink r:id="rId77">
-        <w:r>
-          <w:rPr>
-            <w:lang w:val="zh_TW" w:bidi="zh_TW"/>
-          </w:rPr>
-          <w:rPr>
-            <w:color w:val="0000EE"/>
-            <w:u w:val="single"/>
-          </w:rPr>
-          <w:t>約一3:2</w:t>
-        </w:r>
-      </w:hyperlink>
+      <w:r>
+        <w:rPr>
+          <w:lang w:val="zh_TW" w:bidi="zh_TW"/>
+        </w:rPr>
+        <w:t>約一3:2</w:t>
+      </w:r>
       <w:r>
         <w:rPr>
           <w:lang w:val="zh_TW" w:bidi="zh_TW"/>
         </w:rPr>
         <w:t>）。聖者耶穌為我們而死，使一切信靠祂的人都能與神建立正確的關係（</w:t>
       </w:r>
-      <w:hyperlink r:id="rId78">
-        <w:r>
-          <w:rPr>
-            <w:lang w:val="zh_TW" w:bidi="zh_TW"/>
-          </w:rPr>
-          <w:rPr>
-            <w:color w:val="0000EE"/>
-            <w:u w:val="single"/>
-          </w:rPr>
-          <w:t>羅5:12–21</w:t>
-        </w:r>
-      </w:hyperlink>
+      <w:r>
+        <w:rPr>
+          <w:lang w:val="zh_TW" w:bidi="zh_TW"/>
+        </w:rPr>
+        <w:t>羅5:12–21</w:t>
+      </w:r>
       <w:r>
         <w:rPr>
           <w:lang w:val="zh_TW" w:bidi="zh_TW"/>
         </w:rPr>
         <w:t>）。這個關係正是我們聖潔的根基（見</w:t>
       </w:r>
-      <w:hyperlink r:id="rId79">
-        <w:r>
-          <w:rPr>
-            <w:lang w:val="zh_TW" w:bidi="zh_TW"/>
-          </w:rPr>
-          <w:rPr>
-            <w:color w:val="0000EE"/>
-            <w:u w:val="single"/>
-          </w:rPr>
-          <w:t>林前6:11</w:t>
-        </w:r>
-      </w:hyperlink>
+      <w:r>
+        <w:rPr>
+          <w:lang w:val="zh_TW" w:bidi="zh_TW"/>
+        </w:rPr>
+        <w:t>林前6:11</w:t>
+      </w:r>
       <w:r>
         <w:rPr>
           <w:lang w:val="zh_TW" w:bidi="zh_TW"/>
@@ -1854,264 +1440,162 @@
           <w:lang w:val="zh_TW" w:bidi="zh_TW"/>
         </w:rPr>
       </w:r>
-      <w:hyperlink r:id="rId65">
-        <w:r>
-          <w:rPr>
-            <w:lang w:val="zh_TW" w:bidi="zh_TW"/>
-          </w:rPr>
-          <w:rPr>
-            <w:color w:val="0000EE"/>
-            <w:u w:val="single"/>
-          </w:rPr>
-          <w:t>出3:5</w:t>
-        </w:r>
-      </w:hyperlink>
+      <w:r>
+        <w:rPr>
+          <w:lang w:val="zh_TW" w:bidi="zh_TW"/>
+        </w:rPr>
+        <w:t>出3:5</w:t>
+      </w:r>
       <w:r>
         <w:rPr>
           <w:lang w:val="zh_TW" w:bidi="zh_TW"/>
         </w:rPr>
         <w:t>，</w:t>
       </w:r>
-      <w:hyperlink r:id="rId80">
-        <w:r>
-          <w:rPr>
-            <w:lang w:val="zh_TW" w:bidi="zh_TW"/>
-          </w:rPr>
-          <w:rPr>
-            <w:color w:val="0000EE"/>
-            <w:u w:val="single"/>
-          </w:rPr>
-          <w:t>20:8–11</w:t>
-        </w:r>
-      </w:hyperlink>
+      <w:r>
+        <w:rPr>
+          <w:lang w:val="zh_TW" w:bidi="zh_TW"/>
+        </w:rPr>
+        <w:t>20:8–11</w:t>
+      </w:r>
       <w:r>
         <w:rPr>
           <w:lang w:val="zh_TW" w:bidi="zh_TW"/>
         </w:rPr>
         <w:t>，</w:t>
       </w:r>
-      <w:hyperlink r:id="rId81">
-        <w:r>
-          <w:rPr>
-            <w:lang w:val="zh_TW" w:bidi="zh_TW"/>
-          </w:rPr>
-          <w:rPr>
-            <w:color w:val="0000EE"/>
-            <w:u w:val="single"/>
-          </w:rPr>
-          <w:t>28:29–35</w:t>
-        </w:r>
-      </w:hyperlink>
+      <w:r>
+        <w:rPr>
+          <w:lang w:val="zh_TW" w:bidi="zh_TW"/>
+        </w:rPr>
+        <w:t>28:29–35</w:t>
+      </w:r>
       <w:r>
         <w:rPr>
           <w:lang w:val="zh_TW" w:bidi="zh_TW"/>
         </w:rPr>
         <w:t>，</w:t>
       </w:r>
-      <w:hyperlink r:id="rId66">
-        <w:r>
-          <w:rPr>
-            <w:lang w:val="zh_TW" w:bidi="zh_TW"/>
-          </w:rPr>
-          <w:rPr>
-            <w:color w:val="0000EE"/>
-            <w:u w:val="single"/>
-          </w:rPr>
-          <w:t>29:44–46</w:t>
-        </w:r>
-      </w:hyperlink>
+      <w:r>
+        <w:rPr>
+          <w:lang w:val="zh_TW" w:bidi="zh_TW"/>
+        </w:rPr>
+        <w:t>29:44–46</w:t>
+      </w:r>
       <w:r>
         <w:rPr>
           <w:lang w:val="zh_TW" w:bidi="zh_TW"/>
         </w:rPr>
         <w:t>，</w:t>
       </w:r>
-      <w:hyperlink r:id="rId69">
-        <w:r>
-          <w:rPr>
-            <w:lang w:val="zh_TW" w:bidi="zh_TW"/>
-          </w:rPr>
-          <w:rPr>
-            <w:color w:val="0000EE"/>
-            <w:u w:val="single"/>
-          </w:rPr>
-          <w:t>31:13；</w:t>
-        </w:r>
-      </w:hyperlink>
-      <w:hyperlink r:id="rId82">
-        <w:r>
-          <w:rPr>
-            <w:lang w:val="zh_TW" w:bidi="zh_TW"/>
-          </w:rPr>
-          <w:rPr>
-            <w:color w:val="0000EE"/>
-            <w:u w:val="single"/>
-          </w:rPr>
-          <w:t>利11:44–45</w:t>
-        </w:r>
-      </w:hyperlink>
+      <w:r>
+        <w:rPr>
+          <w:lang w:val="zh_TW" w:bidi="zh_TW"/>
+        </w:rPr>
+        <w:t>31:13；</w:t>
+      </w:r>
+      <w:r>
+        <w:rPr>
+          <w:lang w:val="zh_TW" w:bidi="zh_TW"/>
+        </w:rPr>
+        <w:t>利11:44–45</w:t>
+      </w:r>
       <w:r>
         <w:rPr>
           <w:lang w:val="zh_TW" w:bidi="zh_TW"/>
         </w:rPr>
         <w:t>，</w:t>
       </w:r>
-      <w:hyperlink r:id="rId83">
-        <w:r>
-          <w:rPr>
-            <w:lang w:val="zh_TW" w:bidi="zh_TW"/>
-          </w:rPr>
-          <w:rPr>
-            <w:color w:val="0000EE"/>
-            <w:u w:val="single"/>
-          </w:rPr>
-          <w:t>19:1–3</w:t>
-        </w:r>
-      </w:hyperlink>
+      <w:r>
+        <w:rPr>
+          <w:lang w:val="zh_TW" w:bidi="zh_TW"/>
+        </w:rPr>
+        <w:t>19:1–3</w:t>
+      </w:r>
       <w:r>
         <w:rPr>
           <w:lang w:val="zh_TW" w:bidi="zh_TW"/>
         </w:rPr>
         <w:t>，</w:t>
       </w:r>
-      <w:hyperlink r:id="rId84">
-        <w:r>
-          <w:rPr>
-            <w:lang w:val="zh_TW" w:bidi="zh_TW"/>
-          </w:rPr>
-          <w:rPr>
-            <w:color w:val="0000EE"/>
-            <w:u w:val="single"/>
-          </w:rPr>
-          <w:t>20:3–8</w:t>
-        </w:r>
-      </w:hyperlink>
+      <w:r>
+        <w:rPr>
+          <w:lang w:val="zh_TW" w:bidi="zh_TW"/>
+        </w:rPr>
+        <w:t>20:3–8</w:t>
+      </w:r>
       <w:r>
         <w:rPr>
           <w:lang w:val="zh_TW" w:bidi="zh_TW"/>
         </w:rPr>
         <w:t>，</w:t>
       </w:r>
-      <w:hyperlink r:id="rId71">
-        <w:r>
-          <w:rPr>
-            <w:lang w:val="zh_TW" w:bidi="zh_TW"/>
-          </w:rPr>
-          <w:rPr>
-            <w:color w:val="0000EE"/>
-            <w:u w:val="single"/>
-          </w:rPr>
-          <w:t>22:32；</w:t>
-        </w:r>
-      </w:hyperlink>
-      <w:hyperlink r:id="rId85">
-        <w:r>
-          <w:rPr>
-            <w:lang w:val="zh_TW" w:bidi="zh_TW"/>
-          </w:rPr>
-          <w:rPr>
-            <w:color w:val="0000EE"/>
-            <w:u w:val="single"/>
-          </w:rPr>
-          <w:t>詩24:3–6</w:t>
-        </w:r>
-      </w:hyperlink>
+      <w:r>
+        <w:rPr>
+          <w:lang w:val="zh_TW" w:bidi="zh_TW"/>
+        </w:rPr>
+        <w:t>22:32；</w:t>
+      </w:r>
+      <w:r>
+        <w:rPr>
+          <w:lang w:val="zh_TW" w:bidi="zh_TW"/>
+        </w:rPr>
+        <w:t>詩24:3–6</w:t>
+      </w:r>
       <w:r>
         <w:rPr>
           <w:lang w:val="zh_TW" w:bidi="zh_TW"/>
         </w:rPr>
         <w:t>；</w:t>
       </w:r>
-      <w:hyperlink r:id="rId73">
-        <w:r>
-          <w:rPr>
-            <w:lang w:val="zh_TW" w:bidi="zh_TW"/>
-          </w:rPr>
-          <w:rPr>
-            <w:color w:val="0000EE"/>
-            <w:u w:val="single"/>
-          </w:rPr>
-          <w:t>賽35:8–10；</w:t>
-        </w:r>
-      </w:hyperlink>
-      <w:hyperlink r:id="rId86">
-        <w:r>
-          <w:rPr>
-            <w:lang w:val="zh_TW" w:bidi="zh_TW"/>
-          </w:rPr>
-          <w:rPr>
-            <w:color w:val="0000EE"/>
-            <w:u w:val="single"/>
-          </w:rPr>
-          <w:t>但4:8–9；</w:t>
-        </w:r>
-      </w:hyperlink>
-      <w:hyperlink r:id="rId87">
-        <w:r>
-          <w:rPr>
-            <w:lang w:val="zh_TW" w:bidi="zh_TW"/>
-          </w:rPr>
-          <w:rPr>
-            <w:color w:val="0000EE"/>
-            <w:u w:val="single"/>
-          </w:rPr>
-          <w:t>羅8:5–14；</w:t>
-        </w:r>
-      </w:hyperlink>
-      <w:hyperlink r:id="rId88">
-        <w:r>
-          <w:rPr>
-            <w:lang w:val="zh_TW" w:bidi="zh_TW"/>
-          </w:rPr>
-          <w:rPr>
-            <w:color w:val="0000EE"/>
-            <w:u w:val="single"/>
-          </w:rPr>
-          <w:t>加3:2–3</w:t>
-        </w:r>
-      </w:hyperlink>
+      <w:r>
+        <w:rPr>
+          <w:lang w:val="zh_TW" w:bidi="zh_TW"/>
+        </w:rPr>
+        <w:t>賽35:8–10；</w:t>
+      </w:r>
+      <w:r>
+        <w:rPr>
+          <w:lang w:val="zh_TW" w:bidi="zh_TW"/>
+        </w:rPr>
+        <w:t>但4:8–9；</w:t>
+      </w:r>
+      <w:r>
+        <w:rPr>
+          <w:lang w:val="zh_TW" w:bidi="zh_TW"/>
+        </w:rPr>
+        <w:t>羅8:5–14；</w:t>
+      </w:r>
+      <w:r>
+        <w:rPr>
+          <w:lang w:val="zh_TW" w:bidi="zh_TW"/>
+        </w:rPr>
+        <w:t>加3:2–3</w:t>
+      </w:r>
       <w:r>
         <w:rPr>
           <w:lang w:val="zh_TW" w:bidi="zh_TW"/>
         </w:rPr>
         <w:t>，</w:t>
       </w:r>
-      <w:hyperlink r:id="rId89">
-        <w:r>
-          <w:rPr>
-            <w:lang w:val="zh_TW" w:bidi="zh_TW"/>
-          </w:rPr>
-          <w:rPr>
-            <w:color w:val="0000EE"/>
-            <w:u w:val="single"/>
-          </w:rPr>
-          <w:t>5:16–26；</w:t>
-        </w:r>
-      </w:hyperlink>
-      <w:hyperlink r:id="rId90">
-        <w:r>
-          <w:rPr>
-            <w:lang w:val="zh_TW" w:bidi="zh_TW"/>
-          </w:rPr>
-          <w:rPr>
-            <w:color w:val="0000EE"/>
-            <w:u w:val="single"/>
-          </w:rPr>
-          <w:t>彼前1:13–16；</w:t>
-        </w:r>
-      </w:hyperlink>
-      <w:hyperlink r:id="rId91">
-        <w:r>
-          <w:rPr>
-            <w:lang w:val="zh_TW" w:bidi="zh_TW"/>
-          </w:rPr>
-          <w:rPr>
-            <w:color w:val="0000EE"/>
-            <w:u w:val="single"/>
-          </w:rPr>
-          <w:t>約一3:2–3</w:t>
-        </w:r>
-      </w:hyperlink>
+      <w:r>
+        <w:rPr>
+          <w:lang w:val="zh_TW" w:bidi="zh_TW"/>
+        </w:rPr>
+        <w:t>5:16–26；</w:t>
+      </w:r>
+      <w:r>
+        <w:rPr>
+          <w:lang w:val="zh_TW" w:bidi="zh_TW"/>
+        </w:rPr>
+        <w:t>彼前1:13–16；</w:t>
+      </w:r>
+      <w:r>
+        <w:rPr>
+          <w:lang w:val="zh_TW" w:bidi="zh_TW"/>
+        </w:rPr>
+        <w:t>約一3:2–3</w:t>
+      </w:r>
       <w:r>
         <w:rPr>
           <w:lang w:val="zh_TW" w:bidi="zh_TW"/>
@@ -2195,18 +1679,13 @@
         </w:rPr>
         <w:t>見</w:t>
       </w:r>
-      <w:hyperlink r:id="rId92">
-        <w:r>
-          <w:rPr>
-            <w:lang w:val="zh_TW" w:bidi="zh_TW"/>
-          </w:rPr>
-          <w:rPr>
-            <w:color w:val="0000EE"/>
-            <w:u w:val="single"/>
-          </w:rPr>
-          <w:t>約1:29–42</w:t>
-        </w:r>
-      </w:hyperlink>
+      <w:r>
+        <w:rPr>
+          <w:i/>
+          <w:lang w:val="zh_TW" w:bidi="zh_TW"/>
+        </w:rPr>
+        <w:t>約1:29–42</w:t>
+      </w:r>
       <w:r>
         <w:rPr>
           <w:lang w:val="zh_TW" w:bidi="zh_TW"/>
@@ -2234,18 +1713,13 @@
         </w:rPr>
         <w:t>見</w:t>
       </w:r>
-      <w:hyperlink r:id="rId93">
-        <w:r>
-          <w:rPr>
-            <w:lang w:val="zh_TW" w:bidi="zh_TW"/>
-          </w:rPr>
-          <w:rPr>
-            <w:color w:val="0000EE"/>
-            <w:u w:val="single"/>
-          </w:rPr>
-          <w:t>路2:25–38</w:t>
-        </w:r>
-      </w:hyperlink>
+      <w:r>
+        <w:rPr>
+          <w:i/>
+          <w:lang w:val="zh_TW" w:bidi="zh_TW"/>
+        </w:rPr>
+        <w:t>路2:25–38</w:t>
+      </w:r>
       <w:r>
         <w:rPr>
           <w:lang w:val="zh_TW" w:bidi="zh_TW"/>
@@ -2273,18 +1747,13 @@
         </w:rPr>
         <w:t>見</w:t>
       </w:r>
-      <w:hyperlink r:id="rId94">
-        <w:r>
-          <w:rPr>
-            <w:lang w:val="zh_TW" w:bidi="zh_TW"/>
-          </w:rPr>
-          <w:rPr>
-            <w:color w:val="0000EE"/>
-            <w:u w:val="single"/>
-          </w:rPr>
-          <w:t>約1:43–51</w:t>
-        </w:r>
-      </w:hyperlink>
+      <w:r>
+        <w:rPr>
+          <w:i/>
+          <w:lang w:val="zh_TW" w:bidi="zh_TW"/>
+        </w:rPr>
+        <w:t>約1:43–51</w:t>
+      </w:r>
       <w:r>
         <w:rPr>
           <w:lang w:val="zh_TW" w:bidi="zh_TW"/>
@@ -2312,18 +1781,13 @@
         </w:rPr>
         <w:t>見</w:t>
       </w:r>
-      <w:hyperlink r:id="rId95">
-        <w:r>
-          <w:rPr>
-            <w:lang w:val="zh_TW" w:bidi="zh_TW"/>
-          </w:rPr>
-          <w:rPr>
-            <w:color w:val="0000EE"/>
-            <w:u w:val="single"/>
-          </w:rPr>
-          <w:t>可10:17–22</w:t>
-        </w:r>
-      </w:hyperlink>
+      <w:r>
+        <w:rPr>
+          <w:i/>
+          <w:lang w:val="zh_TW" w:bidi="zh_TW"/>
+        </w:rPr>
+        <w:t>可10:17–22</w:t>
+      </w:r>
       <w:r>
         <w:rPr>
           <w:lang w:val="zh_TW" w:bidi="zh_TW"/>
@@ -2351,18 +1815,13 @@
         </w:rPr>
         <w:t>見</w:t>
       </w:r>
-      <w:hyperlink r:id="rId96">
-        <w:r>
-          <w:rPr>
-            <w:lang w:val="zh_TW" w:bidi="zh_TW"/>
-          </w:rPr>
-          <w:rPr>
-            <w:color w:val="0000EE"/>
-            <w:u w:val="single"/>
-          </w:rPr>
-          <w:t>太9:9–13</w:t>
-        </w:r>
-      </w:hyperlink>
+      <w:r>
+        <w:rPr>
+          <w:i/>
+          <w:lang w:val="zh_TW" w:bidi="zh_TW"/>
+        </w:rPr>
+        <w:t>太9:9–13</w:t>
+      </w:r>
       <w:r>
         <w:rPr>
           <w:lang w:val="zh_TW" w:bidi="zh_TW"/>
@@ -2390,18 +1849,13 @@
         </w:rPr>
         <w:t>見</w:t>
       </w:r>
-      <w:hyperlink r:id="rId97">
-        <w:r>
-          <w:rPr>
-            <w:lang w:val="zh_TW" w:bidi="zh_TW"/>
-          </w:rPr>
-          <w:rPr>
-            <w:color w:val="0000EE"/>
-            <w:u w:val="single"/>
-          </w:rPr>
-          <w:t>約20:19–29</w:t>
-        </w:r>
-      </w:hyperlink>
+      <w:r>
+        <w:rPr>
+          <w:i/>
+          <w:lang w:val="zh_TW" w:bidi="zh_TW"/>
+        </w:rPr>
+        <w:t>約20:19–29</w:t>
+      </w:r>
       <w:r>
         <w:rPr>
           <w:lang w:val="zh_TW" w:bidi="zh_TW"/>
@@ -2429,37 +1883,27 @@
         </w:rPr>
         <w:t>見</w:t>
       </w:r>
-      <w:hyperlink r:id="rId98">
-        <w:r>
-          <w:rPr>
-            <w:lang w:val="zh_TW" w:bidi="zh_TW"/>
-          </w:rPr>
-          <w:rPr>
-            <w:color w:val="0000EE"/>
-            <w:u w:val="single"/>
-          </w:rPr>
-          <w:t>路10:38–42</w:t>
-        </w:r>
-      </w:hyperlink>
       <w:r>
         <w:rPr>
           <w:i/>
           <w:lang w:val="zh_TW" w:bidi="zh_TW"/>
         </w:rPr>
+        <w:t>路10:38–42</w:t>
+      </w:r>
+      <w:r>
+        <w:rPr>
+          <w:i/>
+          <w:lang w:val="zh_TW" w:bidi="zh_TW"/>
+        </w:rPr>
         <w:t>；</w:t>
       </w:r>
-      <w:hyperlink r:id="rId99">
-        <w:r>
-          <w:rPr>
-            <w:lang w:val="zh_TW" w:bidi="zh_TW"/>
-          </w:rPr>
-          <w:rPr>
-            <w:color w:val="0000EE"/>
-            <w:u w:val="single"/>
-          </w:rPr>
-          <w:t>約11:17–27</w:t>
-        </w:r>
-      </w:hyperlink>
+      <w:r>
+        <w:rPr>
+          <w:i/>
+          <w:lang w:val="zh_TW" w:bidi="zh_TW"/>
+        </w:rPr>
+        <w:t>約11:17–27</w:t>
+      </w:r>
       <w:r>
         <w:rPr>
           <w:lang w:val="zh_TW" w:bidi="zh_TW"/>
@@ -2487,18 +1931,13 @@
         </w:rPr>
         <w:t>見</w:t>
       </w:r>
-      <w:hyperlink r:id="rId100">
-        <w:r>
-          <w:rPr>
-            <w:lang w:val="zh_TW" w:bidi="zh_TW"/>
-          </w:rPr>
-          <w:rPr>
-            <w:color w:val="0000EE"/>
-            <w:u w:val="single"/>
-          </w:rPr>
-          <w:t>太8:5–13</w:t>
-        </w:r>
-      </w:hyperlink>
+      <w:r>
+        <w:rPr>
+          <w:i/>
+          <w:lang w:val="zh_TW" w:bidi="zh_TW"/>
+        </w:rPr>
+        <w:t>太8:5–13</w:t>
+      </w:r>
       <w:r>
         <w:rPr>
           <w:lang w:val="zh_TW" w:bidi="zh_TW"/>
@@ -2526,18 +1965,13 @@
         </w:rPr>
         <w:t>見</w:t>
       </w:r>
-      <w:hyperlink r:id="rId101">
-        <w:r>
-          <w:rPr>
-            <w:lang w:val="zh_TW" w:bidi="zh_TW"/>
-          </w:rPr>
-          <w:rPr>
-            <w:color w:val="0000EE"/>
-            <w:u w:val="single"/>
-          </w:rPr>
-          <w:t>約8:1–11</w:t>
-        </w:r>
-      </w:hyperlink>
+      <w:r>
+        <w:rPr>
+          <w:i/>
+          <w:lang w:val="zh_TW" w:bidi="zh_TW"/>
+        </w:rPr>
+        <w:t>約8:1–11</w:t>
+      </w:r>
       <w:r>
         <w:rPr>
           <w:lang w:val="zh_TW" w:bidi="zh_TW"/>
@@ -2565,56 +1999,41 @@
         </w:rPr>
         <w:t>見</w:t>
       </w:r>
-      <w:hyperlink r:id="rId102">
-        <w:r>
-          <w:rPr>
-            <w:lang w:val="zh_TW" w:bidi="zh_TW"/>
-          </w:rPr>
-          <w:rPr>
-            <w:color w:val="0000EE"/>
-            <w:u w:val="single"/>
-          </w:rPr>
-          <w:t>約3:1–21</w:t>
-        </w:r>
-      </w:hyperlink>
       <w:r>
         <w:rPr>
           <w:i/>
           <w:lang w:val="zh_TW" w:bidi="zh_TW"/>
         </w:rPr>
+        <w:t>約3:1–21</w:t>
+      </w:r>
+      <w:r>
+        <w:rPr>
+          <w:i/>
+          <w:lang w:val="zh_TW" w:bidi="zh_TW"/>
+        </w:rPr>
         <w:t>，</w:t>
       </w:r>
-      <w:hyperlink r:id="rId103">
-        <w:r>
-          <w:rPr>
-            <w:lang w:val="zh_TW" w:bidi="zh_TW"/>
-          </w:rPr>
-          <w:rPr>
-            <w:color w:val="0000EE"/>
-            <w:u w:val="single"/>
-          </w:rPr>
-          <w:t>7:50–52</w:t>
-        </w:r>
-      </w:hyperlink>
       <w:r>
         <w:rPr>
           <w:i/>
           <w:lang w:val="zh_TW" w:bidi="zh_TW"/>
         </w:rPr>
+        <w:t>7:50–52</w:t>
+      </w:r>
+      <w:r>
+        <w:rPr>
+          <w:i/>
+          <w:lang w:val="zh_TW" w:bidi="zh_TW"/>
+        </w:rPr>
         <w:t>，</w:t>
       </w:r>
-      <w:hyperlink r:id="rId104">
-        <w:r>
-          <w:rPr>
-            <w:lang w:val="zh_TW" w:bidi="zh_TW"/>
-          </w:rPr>
-          <w:rPr>
-            <w:color w:val="0000EE"/>
-            <w:u w:val="single"/>
-          </w:rPr>
-          <w:t>19:38–42</w:t>
-        </w:r>
-      </w:hyperlink>
+      <w:r>
+        <w:rPr>
+          <w:i/>
+          <w:lang w:val="zh_TW" w:bidi="zh_TW"/>
+        </w:rPr>
+        <w:t>19:38–42</w:t>
+      </w:r>
       <w:r>
         <w:rPr>
           <w:lang w:val="zh_TW" w:bidi="zh_TW"/>
@@ -2642,37 +2061,27 @@
         </w:rPr>
         <w:t>見</w:t>
       </w:r>
-      <w:hyperlink r:id="rId105">
-        <w:r>
-          <w:rPr>
-            <w:lang w:val="zh_TW" w:bidi="zh_TW"/>
-          </w:rPr>
-          <w:rPr>
-            <w:color w:val="0000EE"/>
-            <w:u w:val="single"/>
-          </w:rPr>
-          <w:t>可10:35–45</w:t>
-        </w:r>
-      </w:hyperlink>
       <w:r>
         <w:rPr>
           <w:i/>
           <w:lang w:val="zh_TW" w:bidi="zh_TW"/>
         </w:rPr>
+        <w:t>可10:35–45</w:t>
+      </w:r>
+      <w:r>
+        <w:rPr>
+          <w:i/>
+          <w:lang w:val="zh_TW" w:bidi="zh_TW"/>
+        </w:rPr>
         <w:t>；</w:t>
       </w:r>
-      <w:hyperlink r:id="rId106">
-        <w:r>
-          <w:rPr>
-            <w:lang w:val="zh_TW" w:bidi="zh_TW"/>
-          </w:rPr>
-          <w:rPr>
-            <w:color w:val="0000EE"/>
-            <w:u w:val="single"/>
-          </w:rPr>
-          <w:t>約13:1–17</w:t>
-        </w:r>
-      </w:hyperlink>
+      <w:r>
+        <w:rPr>
+          <w:i/>
+          <w:lang w:val="zh_TW" w:bidi="zh_TW"/>
+        </w:rPr>
+        <w:t>約13:1–17</w:t>
+      </w:r>
       <w:r>
         <w:rPr>
           <w:lang w:val="zh_TW" w:bidi="zh_TW"/>
@@ -2700,18 +2109,13 @@
         </w:rPr>
         <w:t>見</w:t>
       </w:r>
-      <w:hyperlink r:id="rId107">
-        <w:r>
-          <w:rPr>
-            <w:lang w:val="zh_TW" w:bidi="zh_TW"/>
-          </w:rPr>
-          <w:rPr>
-            <w:color w:val="0000EE"/>
-            <w:u w:val="single"/>
-          </w:rPr>
-          <w:t>路4:14–30</w:t>
-        </w:r>
-      </w:hyperlink>
+      <w:r>
+        <w:rPr>
+          <w:i/>
+          <w:lang w:val="zh_TW" w:bidi="zh_TW"/>
+        </w:rPr>
+        <w:t>路4:14–30</w:t>
+      </w:r>
       <w:r>
         <w:rPr>
           <w:lang w:val="zh_TW" w:bidi="zh_TW"/>
@@ -2739,56 +2143,41 @@
         </w:rPr>
         <w:t>見</w:t>
       </w:r>
-      <w:hyperlink r:id="rId108">
-        <w:r>
-          <w:rPr>
-            <w:lang w:val="zh_TW" w:bidi="zh_TW"/>
-          </w:rPr>
-          <w:rPr>
-            <w:color w:val="0000EE"/>
-            <w:u w:val="single"/>
-          </w:rPr>
-          <w:t>路11:37–54</w:t>
-        </w:r>
-      </w:hyperlink>
       <w:r>
         <w:rPr>
           <w:i/>
           <w:lang w:val="zh_TW" w:bidi="zh_TW"/>
         </w:rPr>
+        <w:t>路11:37–54</w:t>
+      </w:r>
+      <w:r>
+        <w:rPr>
+          <w:i/>
+          <w:lang w:val="zh_TW" w:bidi="zh_TW"/>
+        </w:rPr>
         <w:t>；參</w:t>
       </w:r>
-      <w:hyperlink r:id="rId109">
-        <w:r>
-          <w:rPr>
-            <w:lang w:val="zh_TW" w:bidi="zh_TW"/>
-          </w:rPr>
-          <w:rPr>
-            <w:color w:val="0000EE"/>
-            <w:u w:val="single"/>
-          </w:rPr>
-          <w:t>徒6:8–8:1，</w:t>
-        </w:r>
-      </w:hyperlink>
       <w:r>
         <w:rPr>
           <w:i/>
           <w:lang w:val="zh_TW" w:bidi="zh_TW"/>
         </w:rPr>
+        <w:t>徒6:8–8:1，</w:t>
+      </w:r>
+      <w:r>
+        <w:rPr>
+          <w:i/>
+          <w:lang w:val="zh_TW" w:bidi="zh_TW"/>
+        </w:rPr>
         <w:t xml:space="preserve"> </w:t>
       </w:r>
-      <w:hyperlink r:id="rId110">
-        <w:r>
-          <w:rPr>
-            <w:lang w:val="zh_TW" w:bidi="zh_TW"/>
-          </w:rPr>
-          <w:rPr>
-            <w:color w:val="0000EE"/>
-            <w:u w:val="single"/>
-          </w:rPr>
-          <w:t>9:1–31</w:t>
-        </w:r>
-      </w:hyperlink>
+      <w:r>
+        <w:rPr>
+          <w:i/>
+          <w:lang w:val="zh_TW" w:bidi="zh_TW"/>
+        </w:rPr>
+        <w:t>9:1–31</w:t>
+      </w:r>
       <w:r>
         <w:rPr>
           <w:lang w:val="zh_TW" w:bidi="zh_TW"/>
@@ -2816,18 +2205,13 @@
         </w:rPr>
         <w:t>見</w:t>
       </w:r>
-      <w:hyperlink r:id="rId111">
-        <w:r>
-          <w:rPr>
-            <w:lang w:val="zh_TW" w:bidi="zh_TW"/>
-          </w:rPr>
-          <w:rPr>
-            <w:color w:val="0000EE"/>
-            <w:u w:val="single"/>
-          </w:rPr>
-          <w:t>路19:1–10</w:t>
-        </w:r>
-      </w:hyperlink>
+      <w:r>
+        <w:rPr>
+          <w:i/>
+          <w:lang w:val="zh_TW" w:bidi="zh_TW"/>
+        </w:rPr>
+        <w:t>路19:1–10</w:t>
+      </w:r>
       <w:r>
         <w:rPr>
           <w:lang w:val="zh_TW" w:bidi="zh_TW"/>
@@ -2855,18 +2239,13 @@
         </w:rPr>
         <w:t>見</w:t>
       </w:r>
-      <w:hyperlink r:id="rId112">
-        <w:r>
-          <w:rPr>
-            <w:lang w:val="zh_TW" w:bidi="zh_TW"/>
-          </w:rPr>
-          <w:rPr>
-            <w:color w:val="0000EE"/>
-            <w:u w:val="single"/>
-          </w:rPr>
-          <w:t>路24:13–35</w:t>
-        </w:r>
-      </w:hyperlink>
+      <w:r>
+        <w:rPr>
+          <w:i/>
+          <w:lang w:val="zh_TW" w:bidi="zh_TW"/>
+        </w:rPr>
+        <w:t>路24:13–35</w:t>
+      </w:r>
       <w:r>
         <w:rPr>
           <w:lang w:val="zh_TW" w:bidi="zh_TW"/>
@@ -2894,18 +2273,13 @@
         </w:rPr>
         <w:t>見</w:t>
       </w:r>
-      <w:hyperlink r:id="rId113">
-        <w:r>
-          <w:rPr>
-            <w:lang w:val="zh_TW" w:bidi="zh_TW"/>
-          </w:rPr>
-          <w:rPr>
-            <w:color w:val="0000EE"/>
-            <w:u w:val="single"/>
-          </w:rPr>
-          <w:t>約4:1–42</w:t>
-        </w:r>
-      </w:hyperlink>
+      <w:r>
+        <w:rPr>
+          <w:i/>
+          <w:lang w:val="zh_TW" w:bidi="zh_TW"/>
+        </w:rPr>
+        <w:t>約4:1–42</w:t>
+      </w:r>
       <w:r>
         <w:rPr>
           <w:lang w:val="zh_TW" w:bidi="zh_TW"/>
@@ -2933,18 +2307,13 @@
         </w:rPr>
         <w:t>見</w:t>
       </w:r>
-      <w:hyperlink r:id="rId114">
-        <w:r>
-          <w:rPr>
-            <w:lang w:val="zh_TW" w:bidi="zh_TW"/>
-          </w:rPr>
-          <w:rPr>
-            <w:color w:val="0000EE"/>
-            <w:u w:val="single"/>
-          </w:rPr>
-          <w:t>約18:28–19:16</w:t>
-        </w:r>
-      </w:hyperlink>
+      <w:r>
+        <w:rPr>
+          <w:i/>
+          <w:lang w:val="zh_TW" w:bidi="zh_TW"/>
+        </w:rPr>
+        <w:t>約18:28–19:16</w:t>
+      </w:r>
       <w:r>
         <w:rPr>
           <w:lang w:val="zh_TW" w:bidi="zh_TW"/>
@@ -2972,37 +2341,27 @@
         </w:rPr>
         <w:t>見</w:t>
       </w:r>
-      <w:hyperlink r:id="rId115">
-        <w:r>
-          <w:rPr>
-            <w:lang w:val="zh_TW" w:bidi="zh_TW"/>
-          </w:rPr>
-          <w:rPr>
-            <w:color w:val="0000EE"/>
-            <w:u w:val="single"/>
-          </w:rPr>
-          <w:t>約21:1–23</w:t>
-        </w:r>
-      </w:hyperlink>
       <w:r>
         <w:rPr>
           <w:i/>
           <w:lang w:val="zh_TW" w:bidi="zh_TW"/>
         </w:rPr>
+        <w:t>約21:1–23</w:t>
+      </w:r>
+      <w:r>
+        <w:rPr>
+          <w:i/>
+          <w:lang w:val="zh_TW" w:bidi="zh_TW"/>
+        </w:rPr>
         <w:t>；另見</w:t>
       </w:r>
-      <w:hyperlink r:id="rId116">
-        <w:r>
-          <w:rPr>
-            <w:lang w:val="zh_TW" w:bidi="zh_TW"/>
-          </w:rPr>
-          <w:rPr>
-            <w:color w:val="0000EE"/>
-            <w:u w:val="single"/>
-          </w:rPr>
-          <w:t>太16:15–19</w:t>
-        </w:r>
-      </w:hyperlink>
+      <w:r>
+        <w:rPr>
+          <w:i/>
+          <w:lang w:val="zh_TW" w:bidi="zh_TW"/>
+        </w:rPr>
+        <w:t>太16:15–19</w:t>
+      </w:r>
       <w:r>
         <w:rPr>
           <w:lang w:val="zh_TW" w:bidi="zh_TW"/>
@@ -3032,312 +2391,174 @@
           <w:lang w:val="zh_TW" w:bidi="zh_TW"/>
         </w:rPr>
       </w:r>
-      <w:hyperlink r:id="rId100">
-        <w:r>
-          <w:rPr>
-            <w:lang w:val="zh_TW" w:bidi="zh_TW"/>
-          </w:rPr>
-          <w:rPr>
-            <w:color w:val="0000EE"/>
-            <w:u w:val="single"/>
-          </w:rPr>
-          <w:t>太8:5–13，</w:t>
-        </w:r>
-      </w:hyperlink>
-      <w:hyperlink r:id="rId96">
-        <w:r>
-          <w:rPr>
-            <w:lang w:val="zh_TW" w:bidi="zh_TW"/>
-          </w:rPr>
-          <w:rPr>
-            <w:color w:val="0000EE"/>
-            <w:u w:val="single"/>
-          </w:rPr>
-          <w:t>9:9–13，</w:t>
-        </w:r>
-      </w:hyperlink>
-      <w:hyperlink r:id="rId116">
-        <w:r>
-          <w:rPr>
-            <w:lang w:val="zh_TW" w:bidi="zh_TW"/>
-          </w:rPr>
-          <w:rPr>
-            <w:color w:val="0000EE"/>
-            <w:u w:val="single"/>
-          </w:rPr>
-          <w:t>16:15–19</w:t>
-        </w:r>
-      </w:hyperlink>
+      <w:r>
+        <w:rPr>
+          <w:lang w:val="zh_TW" w:bidi="zh_TW"/>
+        </w:rPr>
+        <w:t>太8:5–13，</w:t>
+      </w:r>
+      <w:r>
+        <w:rPr>
+          <w:lang w:val="zh_TW" w:bidi="zh_TW"/>
+        </w:rPr>
+        <w:t>9:9–13，</w:t>
+      </w:r>
+      <w:r>
+        <w:rPr>
+          <w:lang w:val="zh_TW" w:bidi="zh_TW"/>
+        </w:rPr>
+        <w:t>16:15–19</w:t>
+      </w:r>
       <w:r>
         <w:rPr>
           <w:lang w:val="zh_TW" w:bidi="zh_TW"/>
         </w:rPr>
         <w:t>；</w:t>
       </w:r>
-      <w:hyperlink r:id="rId95">
-        <w:r>
-          <w:rPr>
-            <w:lang w:val="zh_TW" w:bidi="zh_TW"/>
-          </w:rPr>
-          <w:rPr>
-            <w:color w:val="0000EE"/>
-            <w:u w:val="single"/>
-          </w:rPr>
-          <w:t>可10:17–22</w:t>
-        </w:r>
-      </w:hyperlink>
+      <w:r>
+        <w:rPr>
+          <w:lang w:val="zh_TW" w:bidi="zh_TW"/>
+        </w:rPr>
+        <w:t>可10:17–22</w:t>
+      </w:r>
       <w:r>
         <w:rPr>
           <w:lang w:val="zh_TW" w:bidi="zh_TW"/>
         </w:rPr>
         <w:t>，</w:t>
       </w:r>
-      <w:hyperlink r:id="rId105">
-        <w:r>
-          <w:rPr>
-            <w:lang w:val="zh_TW" w:bidi="zh_TW"/>
-          </w:rPr>
-          <w:rPr>
-            <w:color w:val="0000EE"/>
-            <w:u w:val="single"/>
-          </w:rPr>
-          <w:t>35–45</w:t>
-        </w:r>
-      </w:hyperlink>
+      <w:r>
+        <w:rPr>
+          <w:lang w:val="zh_TW" w:bidi="zh_TW"/>
+        </w:rPr>
+        <w:t>35–45</w:t>
+      </w:r>
       <w:r>
         <w:rPr>
           <w:lang w:val="zh_TW" w:bidi="zh_TW"/>
         </w:rPr>
         <w:t>；</w:t>
       </w:r>
-      <w:hyperlink r:id="rId93">
-        <w:r>
-          <w:rPr>
-            <w:lang w:val="zh_TW" w:bidi="zh_TW"/>
-          </w:rPr>
-          <w:rPr>
-            <w:color w:val="0000EE"/>
-            <w:u w:val="single"/>
-          </w:rPr>
-          <w:t>路2:25–38，</w:t>
-        </w:r>
-      </w:hyperlink>
-      <w:hyperlink r:id="rId107">
-        <w:r>
-          <w:rPr>
-            <w:lang w:val="zh_TW" w:bidi="zh_TW"/>
-          </w:rPr>
-          <w:rPr>
-            <w:color w:val="0000EE"/>
-            <w:u w:val="single"/>
-          </w:rPr>
-          <w:t>4:14–30，</w:t>
-        </w:r>
-      </w:hyperlink>
-      <w:hyperlink r:id="rId98">
-        <w:r>
-          <w:rPr>
-            <w:lang w:val="zh_TW" w:bidi="zh_TW"/>
-          </w:rPr>
-          <w:rPr>
-            <w:color w:val="0000EE"/>
-            <w:u w:val="single"/>
-          </w:rPr>
-          <w:t>10:38–42，</w:t>
-        </w:r>
-      </w:hyperlink>
-      <w:hyperlink r:id="rId108">
-        <w:r>
-          <w:rPr>
-            <w:lang w:val="zh_TW" w:bidi="zh_TW"/>
-          </w:rPr>
-          <w:rPr>
-            <w:color w:val="0000EE"/>
-            <w:u w:val="single"/>
-          </w:rPr>
-          <w:t>11:37–54，</w:t>
-        </w:r>
-      </w:hyperlink>
-      <w:hyperlink r:id="rId111">
-        <w:r>
-          <w:rPr>
-            <w:lang w:val="zh_TW" w:bidi="zh_TW"/>
-          </w:rPr>
-          <w:rPr>
-            <w:color w:val="0000EE"/>
-            <w:u w:val="single"/>
-          </w:rPr>
-          <w:t>19:1–10，</w:t>
-        </w:r>
-      </w:hyperlink>
-      <w:hyperlink r:id="rId112">
-        <w:r>
-          <w:rPr>
-            <w:lang w:val="zh_TW" w:bidi="zh_TW"/>
-          </w:rPr>
-          <w:rPr>
-            <w:color w:val="0000EE"/>
-            <w:u w:val="single"/>
-          </w:rPr>
-          <w:t>24:13–35</w:t>
-        </w:r>
-      </w:hyperlink>
+      <w:r>
+        <w:rPr>
+          <w:lang w:val="zh_TW" w:bidi="zh_TW"/>
+        </w:rPr>
+        <w:t>路2:25–38，</w:t>
+      </w:r>
+      <w:r>
+        <w:rPr>
+          <w:lang w:val="zh_TW" w:bidi="zh_TW"/>
+        </w:rPr>
+        <w:t>4:14–30，</w:t>
+      </w:r>
+      <w:r>
+        <w:rPr>
+          <w:lang w:val="zh_TW" w:bidi="zh_TW"/>
+        </w:rPr>
+        <w:t>10:38–42，</w:t>
+      </w:r>
+      <w:r>
+        <w:rPr>
+          <w:lang w:val="zh_TW" w:bidi="zh_TW"/>
+        </w:rPr>
+        <w:t>11:37–54，</w:t>
+      </w:r>
+      <w:r>
+        <w:rPr>
+          <w:lang w:val="zh_TW" w:bidi="zh_TW"/>
+        </w:rPr>
+        <w:t>19:1–10，</w:t>
+      </w:r>
+      <w:r>
+        <w:rPr>
+          <w:lang w:val="zh_TW" w:bidi="zh_TW"/>
+        </w:rPr>
+        <w:t>24:13–35</w:t>
+      </w:r>
       <w:r>
         <w:rPr>
           <w:lang w:val="zh_TW" w:bidi="zh_TW"/>
         </w:rPr>
         <w:t>；</w:t>
       </w:r>
-      <w:hyperlink r:id="rId92">
-        <w:r>
-          <w:rPr>
-            <w:lang w:val="zh_TW" w:bidi="zh_TW"/>
-          </w:rPr>
-          <w:rPr>
-            <w:color w:val="0000EE"/>
-            <w:u w:val="single"/>
-          </w:rPr>
-          <w:t>約1:29–42</w:t>
-        </w:r>
-      </w:hyperlink>
+      <w:r>
+        <w:rPr>
+          <w:lang w:val="zh_TW" w:bidi="zh_TW"/>
+        </w:rPr>
+        <w:t>約1:29–42</w:t>
+      </w:r>
       <w:r>
         <w:rPr>
           <w:lang w:val="zh_TW" w:bidi="zh_TW"/>
         </w:rPr>
         <w:t>，</w:t>
       </w:r>
-      <w:hyperlink r:id="rId94">
-        <w:r>
-          <w:rPr>
-            <w:lang w:val="zh_TW" w:bidi="zh_TW"/>
-          </w:rPr>
-          <w:rPr>
-            <w:color w:val="0000EE"/>
-            <w:u w:val="single"/>
-          </w:rPr>
-          <w:t>43–51，</w:t>
-        </w:r>
-      </w:hyperlink>
-      <w:hyperlink r:id="rId102">
-        <w:r>
-          <w:rPr>
-            <w:lang w:val="zh_TW" w:bidi="zh_TW"/>
-          </w:rPr>
-          <w:rPr>
-            <w:color w:val="0000EE"/>
-            <w:u w:val="single"/>
-          </w:rPr>
-          <w:t>3:1–21，</w:t>
-        </w:r>
-      </w:hyperlink>
-      <w:hyperlink r:id="rId113">
-        <w:r>
-          <w:rPr>
-            <w:lang w:val="zh_TW" w:bidi="zh_TW"/>
-          </w:rPr>
-          <w:rPr>
-            <w:color w:val="0000EE"/>
-            <w:u w:val="single"/>
-          </w:rPr>
-          <w:t>4:1–42，</w:t>
-        </w:r>
-      </w:hyperlink>
-      <w:hyperlink r:id="rId103">
-        <w:r>
-          <w:rPr>
-            <w:lang w:val="zh_TW" w:bidi="zh_TW"/>
-          </w:rPr>
-          <w:rPr>
-            <w:color w:val="0000EE"/>
-            <w:u w:val="single"/>
-          </w:rPr>
-          <w:t>7:50–52，</w:t>
-        </w:r>
-      </w:hyperlink>
-      <w:hyperlink r:id="rId101">
-        <w:r>
-          <w:rPr>
-            <w:lang w:val="zh_TW" w:bidi="zh_TW"/>
-          </w:rPr>
-          <w:rPr>
-            <w:color w:val="0000EE"/>
-            <w:u w:val="single"/>
-          </w:rPr>
-          <w:t>8:1–11，</w:t>
-        </w:r>
-      </w:hyperlink>
-      <w:hyperlink r:id="rId99">
-        <w:r>
-          <w:rPr>
-            <w:lang w:val="zh_TW" w:bidi="zh_TW"/>
-          </w:rPr>
-          <w:rPr>
-            <w:color w:val="0000EE"/>
-            <w:u w:val="single"/>
-          </w:rPr>
-          <w:t>11:17–27，</w:t>
-        </w:r>
-      </w:hyperlink>
-      <w:hyperlink r:id="rId106">
-        <w:r>
-          <w:rPr>
-            <w:lang w:val="zh_TW" w:bidi="zh_TW"/>
-          </w:rPr>
-          <w:rPr>
-            <w:color w:val="0000EE"/>
-            <w:u w:val="single"/>
-          </w:rPr>
-          <w:t>13:1–17，</w:t>
-        </w:r>
-      </w:hyperlink>
-      <w:hyperlink r:id="rId114">
-        <w:r>
-          <w:rPr>
-            <w:lang w:val="zh_TW" w:bidi="zh_TW"/>
-          </w:rPr>
-          <w:rPr>
-            <w:color w:val="0000EE"/>
-            <w:u w:val="single"/>
-          </w:rPr>
-          <w:t>18:28–19:16，</w:t>
-        </w:r>
-      </w:hyperlink>
-      <w:hyperlink r:id="rId104">
-        <w:r>
-          <w:rPr>
-            <w:lang w:val="zh_TW" w:bidi="zh_TW"/>
-          </w:rPr>
-          <w:rPr>
-            <w:color w:val="0000EE"/>
-            <w:u w:val="single"/>
-          </w:rPr>
-          <w:t>19:38–42，</w:t>
-        </w:r>
-      </w:hyperlink>
-      <w:hyperlink r:id="rId97">
-        <w:r>
-          <w:rPr>
-            <w:lang w:val="zh_TW" w:bidi="zh_TW"/>
-          </w:rPr>
-          <w:rPr>
-            <w:color w:val="0000EE"/>
-            <w:u w:val="single"/>
-          </w:rPr>
-          <w:t>20:19–29，</w:t>
-        </w:r>
-      </w:hyperlink>
-      <w:hyperlink r:id="rId115">
-        <w:r>
-          <w:rPr>
-            <w:lang w:val="zh_TW" w:bidi="zh_TW"/>
-          </w:rPr>
-          <w:rPr>
-            <w:color w:val="0000EE"/>
-            <w:u w:val="single"/>
-          </w:rPr>
-          <w:t>21:1–23</w:t>
-        </w:r>
-      </w:hyperlink>
+      <w:r>
+        <w:rPr>
+          <w:lang w:val="zh_TW" w:bidi="zh_TW"/>
+        </w:rPr>
+        <w:t>43–51，</w:t>
+      </w:r>
+      <w:r>
+        <w:rPr>
+          <w:lang w:val="zh_TW" w:bidi="zh_TW"/>
+        </w:rPr>
+        <w:t>3:1–21，</w:t>
+      </w:r>
+      <w:r>
+        <w:rPr>
+          <w:lang w:val="zh_TW" w:bidi="zh_TW"/>
+        </w:rPr>
+        <w:t>4:1–42，</w:t>
+      </w:r>
+      <w:r>
+        <w:rPr>
+          <w:lang w:val="zh_TW" w:bidi="zh_TW"/>
+        </w:rPr>
+        <w:t>7:50–52，</w:t>
+      </w:r>
+      <w:r>
+        <w:rPr>
+          <w:lang w:val="zh_TW" w:bidi="zh_TW"/>
+        </w:rPr>
+        <w:t>8:1–11，</w:t>
+      </w:r>
+      <w:r>
+        <w:rPr>
+          <w:lang w:val="zh_TW" w:bidi="zh_TW"/>
+        </w:rPr>
+        <w:t>11:17–27，</w:t>
+      </w:r>
+      <w:r>
+        <w:rPr>
+          <w:lang w:val="zh_TW" w:bidi="zh_TW"/>
+        </w:rPr>
+        <w:t>13:1–17，</w:t>
+      </w:r>
+      <w:r>
+        <w:rPr>
+          <w:lang w:val="zh_TW" w:bidi="zh_TW"/>
+        </w:rPr>
+        <w:t>18:28–19:16，</w:t>
+      </w:r>
+      <w:r>
+        <w:rPr>
+          <w:lang w:val="zh_TW" w:bidi="zh_TW"/>
+        </w:rPr>
+        <w:t>19:38–42，</w:t>
+      </w:r>
+      <w:r>
+        <w:rPr>
+          <w:lang w:val="zh_TW" w:bidi="zh_TW"/>
+        </w:rPr>
+        <w:t>20:19–29，</w:t>
+      </w:r>
+      <w:r>
+        <w:rPr>
+          <w:lang w:val="zh_TW" w:bidi="zh_TW"/>
+        </w:rPr>
+        <w:t>21:1–23</w:t>
+      </w:r>
       <w:r>
         <w:rPr>
           <w:lang w:val="zh_TW" w:bidi="zh_TW"/>
@@ -3386,108 +2607,72 @@
         </w:rPr>
         <w:t>正如使徒彼得在五旬節所言，預言是神的聖靈澆灌的結果（</w:t>
       </w:r>
-      <w:hyperlink r:id="rId117">
-        <w:r>
-          <w:rPr>
-            <w:lang w:val="zh_TW" w:bidi="zh_TW"/>
-          </w:rPr>
-          <w:rPr>
-            <w:color w:val="0000EE"/>
-            <w:u w:val="single"/>
-          </w:rPr>
-          <w:t>徒2:17–21</w:t>
-        </w:r>
-      </w:hyperlink>
+      <w:r>
+        <w:rPr>
+          <w:lang w:val="zh_TW" w:bidi="zh_TW"/>
+        </w:rPr>
+        <w:t>徒2:17–21</w:t>
+      </w:r>
       <w:r>
         <w:rPr>
           <w:lang w:val="zh_TW" w:bidi="zh_TW"/>
         </w:rPr>
         <w:t>；見</w:t>
       </w:r>
-      <w:hyperlink r:id="rId118">
-        <w:r>
-          <w:rPr>
-            <w:lang w:val="zh_TW" w:bidi="zh_TW"/>
-          </w:rPr>
-          <w:rPr>
-            <w:color w:val="0000EE"/>
-            <w:u w:val="single"/>
-          </w:rPr>
-          <w:t>珥2:28–32</w:t>
-        </w:r>
-      </w:hyperlink>
+      <w:r>
+        <w:rPr>
+          <w:lang w:val="zh_TW" w:bidi="zh_TW"/>
+        </w:rPr>
+        <w:t>珥2:28–32</w:t>
+      </w:r>
       <w:r>
         <w:rPr>
           <w:lang w:val="zh_TW" w:bidi="zh_TW"/>
         </w:rPr>
         <w:t>）。使徒行傳提到一些基督徒先知（</w:t>
       </w:r>
-      <w:hyperlink r:id="rId119">
-        <w:r>
-          <w:rPr>
-            <w:lang w:val="zh_TW" w:bidi="zh_TW"/>
-          </w:rPr>
-          <w:rPr>
-            <w:color w:val="0000EE"/>
-            <w:u w:val="single"/>
-          </w:rPr>
-          <w:t>徒11:27–28</w:t>
-        </w:r>
-      </w:hyperlink>
+      <w:r>
+        <w:rPr>
+          <w:lang w:val="zh_TW" w:bidi="zh_TW"/>
+        </w:rPr>
+        <w:t>徒11:27–28</w:t>
+      </w:r>
       <w:r>
         <w:rPr>
           <w:lang w:val="zh_TW" w:bidi="zh_TW"/>
         </w:rPr>
         <w:t>，</w:t>
       </w:r>
-      <w:hyperlink r:id="rId120">
-        <w:r>
-          <w:rPr>
-            <w:lang w:val="zh_TW" w:bidi="zh_TW"/>
-          </w:rPr>
-          <w:rPr>
-            <w:color w:val="0000EE"/>
-            <w:u w:val="single"/>
-          </w:rPr>
-          <w:t>13:1</w:t>
-        </w:r>
-      </w:hyperlink>
+      <w:r>
+        <w:rPr>
+          <w:lang w:val="zh_TW" w:bidi="zh_TW"/>
+        </w:rPr>
+        <w:t>13:1</w:t>
+      </w:r>
       <w:r>
         <w:rPr>
           <w:lang w:val="zh_TW" w:bidi="zh_TW"/>
         </w:rPr>
         <w:t>，</w:t>
       </w:r>
-      <w:hyperlink r:id="rId121">
-        <w:r>
-          <w:rPr>
-            <w:lang w:val="zh_TW" w:bidi="zh_TW"/>
-          </w:rPr>
-          <w:rPr>
-            <w:color w:val="0000EE"/>
-            <w:u w:val="single"/>
-          </w:rPr>
-          <w:t>15:32</w:t>
-        </w:r>
-      </w:hyperlink>
+      <w:r>
+        <w:rPr>
+          <w:lang w:val="zh_TW" w:bidi="zh_TW"/>
+        </w:rPr>
+        <w:t>15:32</w:t>
+      </w:r>
       <w:r>
         <w:rPr>
           <w:lang w:val="zh_TW" w:bidi="zh_TW"/>
         </w:rPr>
         <w:t>，</w:t>
       </w:r>
-      <w:hyperlink r:id="rId122">
-        <w:r>
-          <w:rPr>
-            <w:lang w:val="zh_TW" w:bidi="zh_TW"/>
-          </w:rPr>
-          <w:rPr>
-            <w:color w:val="0000EE"/>
-            <w:u w:val="single"/>
-          </w:rPr>
-          <w:t>21:9–11</w:t>
-        </w:r>
-      </w:hyperlink>
+      <w:r>
+        <w:rPr>
+          <w:lang w:val="zh_TW" w:bidi="zh_TW"/>
+        </w:rPr>
+        <w:t>21:9–11</w:t>
+      </w:r>
       <w:r>
         <w:rPr>
           <w:lang w:val="zh_TW" w:bidi="zh_TW"/>
@@ -3506,126 +2691,84 @@
         </w:rPr>
         <w:t>殉道記12:3；16:2）。其中一位先知是亞迦布，他像舊約聖經的先知一樣，通過象徵行動來傳遞信息（</w:t>
       </w:r>
-      <w:hyperlink r:id="rId123">
-        <w:r>
-          <w:rPr>
-            <w:lang w:val="zh_TW" w:bidi="zh_TW"/>
-          </w:rPr>
-          <w:rPr>
-            <w:color w:val="0000EE"/>
-            <w:u w:val="single"/>
-          </w:rPr>
-          <w:t>徒21:10–11</w:t>
-        </w:r>
-      </w:hyperlink>
+      <w:r>
+        <w:rPr>
+          <w:lang w:val="zh_TW" w:bidi="zh_TW"/>
+        </w:rPr>
+        <w:t>徒21:10–11</w:t>
+      </w:r>
       <w:r>
         <w:rPr>
           <w:lang w:val="zh_TW" w:bidi="zh_TW"/>
         </w:rPr>
         <w:t>；見</w:t>
       </w:r>
-      <w:hyperlink r:id="rId124">
-        <w:r>
-          <w:rPr>
-            <w:lang w:val="zh_TW" w:bidi="zh_TW"/>
-          </w:rPr>
-          <w:rPr>
-            <w:color w:val="0000EE"/>
-            <w:u w:val="single"/>
-          </w:rPr>
-          <w:t>王上11:29–32</w:t>
-        </w:r>
-      </w:hyperlink>
+      <w:r>
+        <w:rPr>
+          <w:lang w:val="zh_TW" w:bidi="zh_TW"/>
+        </w:rPr>
+        <w:t>王上11:29–32</w:t>
+      </w:r>
       <w:r>
         <w:rPr>
           <w:lang w:val="zh_TW" w:bidi="zh_TW"/>
         </w:rPr>
         <w:t>；</w:t>
       </w:r>
-      <w:hyperlink r:id="rId125">
-        <w:r>
-          <w:rPr>
-            <w:lang w:val="zh_TW" w:bidi="zh_TW"/>
-          </w:rPr>
-          <w:rPr>
-            <w:color w:val="0000EE"/>
-            <w:u w:val="single"/>
-          </w:rPr>
-          <w:t>賽20:2–6</w:t>
-        </w:r>
-      </w:hyperlink>
+      <w:r>
+        <w:rPr>
+          <w:lang w:val="zh_TW" w:bidi="zh_TW"/>
+        </w:rPr>
+        <w:t>賽20:2–6</w:t>
+      </w:r>
       <w:r>
         <w:rPr>
           <w:lang w:val="zh_TW" w:bidi="zh_TW"/>
         </w:rPr>
         <w:t>；</w:t>
       </w:r>
-      <w:hyperlink r:id="rId126">
-        <w:r>
-          <w:rPr>
-            <w:lang w:val="zh_TW" w:bidi="zh_TW"/>
-          </w:rPr>
-          <w:rPr>
-            <w:color w:val="0000EE"/>
-            <w:u w:val="single"/>
-          </w:rPr>
-          <w:t>耶13:1–11</w:t>
-        </w:r>
-      </w:hyperlink>
+      <w:r>
+        <w:rPr>
+          <w:lang w:val="zh_TW" w:bidi="zh_TW"/>
+        </w:rPr>
+        <w:t>耶13:1–11</w:t>
+      </w:r>
       <w:r>
         <w:rPr>
           <w:lang w:val="zh_TW" w:bidi="zh_TW"/>
         </w:rPr>
         <w:t>；</w:t>
       </w:r>
-      <w:hyperlink r:id="rId127">
-        <w:r>
-          <w:rPr>
-            <w:lang w:val="zh_TW" w:bidi="zh_TW"/>
-          </w:rPr>
-          <w:rPr>
-            <w:color w:val="0000EE"/>
-            <w:u w:val="single"/>
-          </w:rPr>
-          <w:t>結4:1–5:17</w:t>
-        </w:r>
-      </w:hyperlink>
+      <w:r>
+        <w:rPr>
+          <w:lang w:val="zh_TW" w:bidi="zh_TW"/>
+        </w:rPr>
+        <w:t>結4:1–5:17</w:t>
+      </w:r>
       <w:r>
         <w:rPr>
           <w:lang w:val="zh_TW" w:bidi="zh_TW"/>
         </w:rPr>
         <w:t>）。他也預言未來會發生的事件（</w:t>
       </w:r>
-      <w:hyperlink r:id="rId128">
-        <w:r>
-          <w:rPr>
-            <w:lang w:val="zh_TW" w:bidi="zh_TW"/>
-          </w:rPr>
-          <w:rPr>
-            <w:color w:val="0000EE"/>
-            <w:u w:val="single"/>
-          </w:rPr>
-          <w:t>徒11:28</w:t>
-        </w:r>
-      </w:hyperlink>
+      <w:r>
+        <w:rPr>
+          <w:lang w:val="zh_TW" w:bidi="zh_TW"/>
+        </w:rPr>
+        <w:t>徒11:28</w:t>
+      </w:r>
       <w:r>
         <w:rPr>
           <w:lang w:val="zh_TW" w:bidi="zh_TW"/>
         </w:rPr>
         <w:t>，</w:t>
       </w:r>
-      <w:hyperlink r:id="rId123">
-        <w:r>
-          <w:rPr>
-            <w:lang w:val="zh_TW" w:bidi="zh_TW"/>
-          </w:rPr>
-          <w:rPr>
-            <w:color w:val="0000EE"/>
-            <w:u w:val="single"/>
-          </w:rPr>
-          <w:t>21:10–11</w:t>
-        </w:r>
-      </w:hyperlink>
+      <w:r>
+        <w:rPr>
+          <w:lang w:val="zh_TW" w:bidi="zh_TW"/>
+        </w:rPr>
+        <w:t>21:10–11</w:t>
+      </w:r>
       <w:r>
         <w:rPr>
           <w:lang w:val="zh_TW" w:bidi="zh_TW"/>
@@ -3646,126 +2789,84 @@
         </w:rPr>
         <w:t>傳福音的腓利有四個女兒「是說預言的」（</w:t>
       </w:r>
-      <w:hyperlink r:id="rId129">
-        <w:r>
-          <w:rPr>
-            <w:lang w:val="zh_TW" w:bidi="zh_TW"/>
-          </w:rPr>
-          <w:rPr>
-            <w:color w:val="0000EE"/>
-            <w:u w:val="single"/>
-          </w:rPr>
-          <w:t>徒21:9</w:t>
-        </w:r>
-      </w:hyperlink>
+      <w:r>
+        <w:rPr>
+          <w:lang w:val="zh_TW" w:bidi="zh_TW"/>
+        </w:rPr>
+        <w:t>徒21:9</w:t>
+      </w:r>
       <w:r>
         <w:rPr>
           <w:lang w:val="zh_TW" w:bidi="zh_TW"/>
         </w:rPr>
         <w:t>）。使徒保羅也承認，有些基督徒女性具有這種預言的恩賜（</w:t>
       </w:r>
-      <w:hyperlink r:id="rId130">
-        <w:r>
-          <w:rPr>
-            <w:lang w:val="zh_TW" w:bidi="zh_TW"/>
-          </w:rPr>
-          <w:rPr>
-            <w:color w:val="0000EE"/>
-            <w:u w:val="single"/>
-          </w:rPr>
-          <w:t>林前11:5</w:t>
-        </w:r>
-      </w:hyperlink>
+      <w:r>
+        <w:rPr>
+          <w:lang w:val="zh_TW" w:bidi="zh_TW"/>
+        </w:rPr>
+        <w:t>林前11:5</w:t>
+      </w:r>
       <w:r>
         <w:rPr>
           <w:lang w:val="zh_TW" w:bidi="zh_TW"/>
         </w:rPr>
         <w:t>）。舊約聖經中，大多數的先知是男性，但也有一些女性先知，如米利暗、底波拉和戶勒大（</w:t>
       </w:r>
-      <w:hyperlink r:id="rId131">
-        <w:r>
-          <w:rPr>
-            <w:lang w:val="zh_TW" w:bidi="zh_TW"/>
-          </w:rPr>
-          <w:rPr>
-            <w:color w:val="0000EE"/>
-            <w:u w:val="single"/>
-          </w:rPr>
-          <w:t>出15:20</w:t>
-        </w:r>
-      </w:hyperlink>
+      <w:r>
+        <w:rPr>
+          <w:lang w:val="zh_TW" w:bidi="zh_TW"/>
+        </w:rPr>
+        <w:t>出15:20</w:t>
+      </w:r>
       <w:r>
         <w:rPr>
           <w:lang w:val="zh_TW" w:bidi="zh_TW"/>
         </w:rPr>
         <w:t>；</w:t>
       </w:r>
-      <w:hyperlink r:id="rId132">
-        <w:r>
-          <w:rPr>
-            <w:lang w:val="zh_TW" w:bidi="zh_TW"/>
-          </w:rPr>
-          <w:rPr>
-            <w:color w:val="0000EE"/>
-            <w:u w:val="single"/>
-          </w:rPr>
-          <w:t>士4:4</w:t>
-        </w:r>
-      </w:hyperlink>
+      <w:r>
+        <w:rPr>
+          <w:lang w:val="zh_TW" w:bidi="zh_TW"/>
+        </w:rPr>
+        <w:t>士4:4</w:t>
+      </w:r>
       <w:r>
         <w:rPr>
           <w:lang w:val="zh_TW" w:bidi="zh_TW"/>
         </w:rPr>
         <w:t>；</w:t>
       </w:r>
-      <w:hyperlink r:id="rId133">
-        <w:r>
-          <w:rPr>
-            <w:lang w:val="zh_TW" w:bidi="zh_TW"/>
-          </w:rPr>
-          <w:rPr>
-            <w:color w:val="0000EE"/>
-            <w:u w:val="single"/>
-          </w:rPr>
-          <w:t>王下22:14–20</w:t>
-        </w:r>
-      </w:hyperlink>
+      <w:r>
+        <w:rPr>
+          <w:lang w:val="zh_TW" w:bidi="zh_TW"/>
+        </w:rPr>
+        <w:t>王下22:14–20</w:t>
+      </w:r>
       <w:r>
         <w:rPr>
           <w:lang w:val="zh_TW" w:bidi="zh_TW"/>
         </w:rPr>
         <w:t>；</w:t>
       </w:r>
-      <w:hyperlink r:id="rId134">
-        <w:r>
-          <w:rPr>
-            <w:lang w:val="zh_TW" w:bidi="zh_TW"/>
-          </w:rPr>
-          <w:rPr>
-            <w:color w:val="0000EE"/>
-            <w:u w:val="single"/>
-          </w:rPr>
-          <w:t>代下34:22–28</w:t>
-        </w:r>
-      </w:hyperlink>
+      <w:r>
+        <w:rPr>
+          <w:lang w:val="zh_TW" w:bidi="zh_TW"/>
+        </w:rPr>
+        <w:t>代下34:22–28</w:t>
+      </w:r>
       <w:r>
         <w:rPr>
           <w:lang w:val="zh_TW" w:bidi="zh_TW"/>
         </w:rPr>
         <w:t>）。新約聖經中，彼得在五旬節的講章已經提到，無論男女老少都能領受預言的恩賜（</w:t>
       </w:r>
-      <w:hyperlink r:id="rId135">
-        <w:r>
-          <w:rPr>
-            <w:lang w:val="zh_TW" w:bidi="zh_TW"/>
-          </w:rPr>
-          <w:rPr>
-            <w:color w:val="0000EE"/>
-            <w:u w:val="single"/>
-          </w:rPr>
-          <w:t>徒2:17–18</w:t>
-        </w:r>
-      </w:hyperlink>
+      <w:r>
+        <w:rPr>
+          <w:lang w:val="zh_TW" w:bidi="zh_TW"/>
+        </w:rPr>
+        <w:t>徒2:17–18</w:t>
+      </w:r>
       <w:r>
         <w:rPr>
           <w:lang w:val="zh_TW" w:bidi="zh_TW"/>
@@ -3786,252 +2887,168 @@
         </w:rPr>
         <w:t>預言有時涉及預測未來（</w:t>
       </w:r>
-      <w:hyperlink r:id="rId136">
-        <w:r>
-          <w:rPr>
-            <w:lang w:val="zh_TW" w:bidi="zh_TW"/>
-          </w:rPr>
-          <w:rPr>
-            <w:color w:val="0000EE"/>
-            <w:u w:val="single"/>
-          </w:rPr>
-          <w:t>徒20:22–23</w:t>
-        </w:r>
-      </w:hyperlink>
+      <w:r>
+        <w:rPr>
+          <w:lang w:val="zh_TW" w:bidi="zh_TW"/>
+        </w:rPr>
+        <w:t>徒20:22–23</w:t>
+      </w:r>
       <w:r>
         <w:rPr>
           <w:lang w:val="zh_TW" w:bidi="zh_TW"/>
         </w:rPr>
         <w:t>，</w:t>
       </w:r>
-      <w:hyperlink r:id="rId123">
-        <w:r>
-          <w:rPr>
-            <w:lang w:val="zh_TW" w:bidi="zh_TW"/>
-          </w:rPr>
-          <w:rPr>
-            <w:color w:val="0000EE"/>
-            <w:u w:val="single"/>
-          </w:rPr>
-          <w:t>21:10–1</w:t>
-        </w:r>
-      </w:hyperlink>
+      <w:r>
+        <w:rPr>
+          <w:lang w:val="zh_TW" w:bidi="zh_TW"/>
+        </w:rPr>
+        <w:t>21:10–1</w:t>
+      </w:r>
       <w:r>
         <w:rPr>
           <w:lang w:val="zh_TW" w:bidi="zh_TW"/>
         </w:rPr>
         <w:t>；見</w:t>
       </w:r>
-      <w:hyperlink r:id="rId137">
-        <w:r>
-          <w:rPr>
-            <w:lang w:val="zh_TW" w:bidi="zh_TW"/>
-          </w:rPr>
-          <w:rPr>
-            <w:color w:val="0000EE"/>
-            <w:u w:val="single"/>
-          </w:rPr>
-          <w:t>羅9:24–33</w:t>
-        </w:r>
-      </w:hyperlink>
+      <w:r>
+        <w:rPr>
+          <w:lang w:val="zh_TW" w:bidi="zh_TW"/>
+        </w:rPr>
+        <w:t>羅9:24–33</w:t>
+      </w:r>
       <w:r>
         <w:rPr>
           <w:lang w:val="zh_TW" w:bidi="zh_TW"/>
         </w:rPr>
         <w:t>；</w:t>
       </w:r>
-      <w:hyperlink r:id="rId138">
-        <w:r>
-          <w:rPr>
-            <w:lang w:val="zh_TW" w:bidi="zh_TW"/>
-          </w:rPr>
-          <w:rPr>
-            <w:color w:val="0000EE"/>
-            <w:u w:val="single"/>
-          </w:rPr>
-          <w:t>帖前4:13–17</w:t>
-        </w:r>
-      </w:hyperlink>
+      <w:r>
+        <w:rPr>
+          <w:lang w:val="zh_TW" w:bidi="zh_TW"/>
+        </w:rPr>
+        <w:t>帖前4:13–17</w:t>
+      </w:r>
       <w:r>
         <w:rPr>
           <w:lang w:val="zh_TW" w:bidi="zh_TW"/>
         </w:rPr>
         <w:t>；</w:t>
       </w:r>
-      <w:hyperlink r:id="rId139">
-        <w:r>
-          <w:rPr>
-            <w:lang w:val="zh_TW" w:bidi="zh_TW"/>
-          </w:rPr>
-          <w:rPr>
-            <w:color w:val="0000EE"/>
-            <w:u w:val="single"/>
-          </w:rPr>
-          <w:t>帖後2:3–4</w:t>
-        </w:r>
-      </w:hyperlink>
+      <w:r>
+        <w:rPr>
+          <w:lang w:val="zh_TW" w:bidi="zh_TW"/>
+        </w:rPr>
+        <w:t>帖後2:3–4</w:t>
+      </w:r>
       <w:r>
         <w:rPr>
           <w:lang w:val="zh_TW" w:bidi="zh_TW"/>
         </w:rPr>
         <w:t>）。就其本質來說，預言是通過講道、勸勉和解釋神的旨意，來分享神的信息（</w:t>
       </w:r>
-      <w:hyperlink r:id="rId121">
-        <w:r>
-          <w:rPr>
-            <w:lang w:val="zh_TW" w:bidi="zh_TW"/>
-          </w:rPr>
-          <w:rPr>
-            <w:color w:val="0000EE"/>
-            <w:u w:val="single"/>
-          </w:rPr>
-          <w:t>徒15:32</w:t>
-        </w:r>
-      </w:hyperlink>
+      <w:r>
+        <w:rPr>
+          <w:lang w:val="zh_TW" w:bidi="zh_TW"/>
+        </w:rPr>
+        <w:t>徒15:32</w:t>
+      </w:r>
       <w:r>
         <w:rPr>
           <w:lang w:val="zh_TW" w:bidi="zh_TW"/>
         </w:rPr>
         <w:t>，</w:t>
       </w:r>
-      <w:hyperlink r:id="rId140">
-        <w:r>
-          <w:rPr>
-            <w:lang w:val="zh_TW" w:bidi="zh_TW"/>
-          </w:rPr>
-          <w:rPr>
-            <w:color w:val="0000EE"/>
-            <w:u w:val="single"/>
-          </w:rPr>
-          <w:t>19:6</w:t>
-        </w:r>
-      </w:hyperlink>
+      <w:r>
+        <w:rPr>
+          <w:lang w:val="zh_TW" w:bidi="zh_TW"/>
+        </w:rPr>
+        <w:t>19:6</w:t>
+      </w:r>
       <w:r>
         <w:rPr>
           <w:lang w:val="zh_TW" w:bidi="zh_TW"/>
         </w:rPr>
         <w:t>；</w:t>
       </w:r>
-      <w:hyperlink r:id="rId141">
-        <w:r>
-          <w:rPr>
-            <w:lang w:val="zh_TW" w:bidi="zh_TW"/>
-          </w:rPr>
-          <w:rPr>
-            <w:color w:val="0000EE"/>
-            <w:u w:val="single"/>
-          </w:rPr>
-          <w:t>羅12:6</w:t>
-        </w:r>
-      </w:hyperlink>
+      <w:r>
+        <w:rPr>
+          <w:lang w:val="zh_TW" w:bidi="zh_TW"/>
+        </w:rPr>
+        <w:t>羅12:6</w:t>
+      </w:r>
       <w:r>
         <w:rPr>
           <w:lang w:val="zh_TW" w:bidi="zh_TW"/>
         </w:rPr>
         <w:t>；</w:t>
       </w:r>
-      <w:hyperlink r:id="rId142">
-        <w:r>
-          <w:rPr>
-            <w:lang w:val="zh_TW" w:bidi="zh_TW"/>
-          </w:rPr>
-          <w:rPr>
-            <w:color w:val="0000EE"/>
-            <w:u w:val="single"/>
-          </w:rPr>
-          <w:t>林前14:3–4</w:t>
-        </w:r>
-      </w:hyperlink>
+      <w:r>
+        <w:rPr>
+          <w:lang w:val="zh_TW" w:bidi="zh_TW"/>
+        </w:rPr>
+        <w:t>林前14:3–4</w:t>
+      </w:r>
       <w:r>
         <w:rPr>
           <w:lang w:val="zh_TW" w:bidi="zh_TW"/>
         </w:rPr>
         <w:t>、</w:t>
       </w:r>
-      <w:hyperlink r:id="rId143">
-        <w:r>
-          <w:rPr>
-            <w:lang w:val="zh_TW" w:bidi="zh_TW"/>
-          </w:rPr>
-          <w:rPr>
-            <w:color w:val="0000EE"/>
-            <w:u w:val="single"/>
-          </w:rPr>
-          <w:t>29–33</w:t>
-        </w:r>
-      </w:hyperlink>
+      <w:r>
+        <w:rPr>
+          <w:lang w:val="zh_TW" w:bidi="zh_TW"/>
+        </w:rPr>
+        <w:t>29–33</w:t>
+      </w:r>
       <w:r>
         <w:rPr>
           <w:lang w:val="zh_TW" w:bidi="zh_TW"/>
         </w:rPr>
         <w:t>；</w:t>
       </w:r>
-      <w:hyperlink r:id="rId144">
-        <w:r>
-          <w:rPr>
-            <w:lang w:val="zh_TW" w:bidi="zh_TW"/>
-          </w:rPr>
-          <w:rPr>
-            <w:color w:val="0000EE"/>
-            <w:u w:val="single"/>
-          </w:rPr>
-          <w:t>啟19:10</w:t>
-        </w:r>
-      </w:hyperlink>
+      <w:r>
+        <w:rPr>
+          <w:lang w:val="zh_TW" w:bidi="zh_TW"/>
+        </w:rPr>
+        <w:t>啟19:10</w:t>
+      </w:r>
       <w:r>
         <w:rPr>
           <w:lang w:val="zh_TW" w:bidi="zh_TW"/>
         </w:rPr>
         <w:t>）。哥林多前書和以弗所書明確提到，預言的恩賜是聖靈和耶穌賜給教會的恩賜之一（</w:t>
       </w:r>
-      <w:hyperlink r:id="rId145">
-        <w:r>
-          <w:rPr>
-            <w:lang w:val="zh_TW" w:bidi="zh_TW"/>
-          </w:rPr>
-          <w:rPr>
-            <w:color w:val="0000EE"/>
-            <w:u w:val="single"/>
-          </w:rPr>
-          <w:t>林前12:4–11</w:t>
-        </w:r>
-      </w:hyperlink>
+      <w:r>
+        <w:rPr>
+          <w:lang w:val="zh_TW" w:bidi="zh_TW"/>
+        </w:rPr>
+        <w:t>林前12:4–11</w:t>
+      </w:r>
       <w:r>
         <w:rPr>
           <w:lang w:val="zh_TW" w:bidi="zh_TW"/>
         </w:rPr>
         <w:t>；</w:t>
       </w:r>
-      <w:hyperlink r:id="rId146">
-        <w:r>
-          <w:rPr>
-            <w:lang w:val="zh_TW" w:bidi="zh_TW"/>
-          </w:rPr>
-          <w:rPr>
-            <w:color w:val="0000EE"/>
-            <w:u w:val="single"/>
-          </w:rPr>
-          <w:t>弗4:11–13</w:t>
-        </w:r>
-      </w:hyperlink>
+      <w:r>
+        <w:rPr>
+          <w:lang w:val="zh_TW" w:bidi="zh_TW"/>
+        </w:rPr>
+        <w:t>弗4:11–13</w:t>
+      </w:r>
       <w:r>
         <w:rPr>
           <w:lang w:val="zh_TW" w:bidi="zh_TW"/>
         </w:rPr>
         <w:t>），旨在造就基督徒（</w:t>
       </w:r>
-      <w:hyperlink r:id="rId147">
-        <w:r>
-          <w:rPr>
-            <w:lang w:val="zh_TW" w:bidi="zh_TW"/>
-          </w:rPr>
-          <w:rPr>
-            <w:color w:val="0000EE"/>
-            <w:u w:val="single"/>
-          </w:rPr>
-          <w:t>林前14:22</w:t>
-        </w:r>
-      </w:hyperlink>
+      <w:r>
+        <w:rPr>
+          <w:lang w:val="zh_TW" w:bidi="zh_TW"/>
+        </w:rPr>
+        <w:t>林前14:22</w:t>
+      </w:r>
       <w:r>
         <w:rPr>
           <w:lang w:val="zh_TW" w:bidi="zh_TW"/>
@@ -4052,54 +3069,36 @@
         </w:rPr>
         <w:t>預言需要察驗（</w:t>
       </w:r>
-      <w:hyperlink r:id="rId148">
-        <w:r>
-          <w:rPr>
-            <w:lang w:val="zh_TW" w:bidi="zh_TW"/>
-          </w:rPr>
-          <w:rPr>
-            <w:color w:val="0000EE"/>
-            <w:u w:val="single"/>
-          </w:rPr>
-          <w:t>帖前5:19–21</w:t>
-        </w:r>
-      </w:hyperlink>
+      <w:r>
+        <w:rPr>
+          <w:lang w:val="zh_TW" w:bidi="zh_TW"/>
+        </w:rPr>
+        <w:t>帖前5:19–21</w:t>
+      </w:r>
       <w:r>
         <w:rPr>
           <w:lang w:val="zh_TW" w:bidi="zh_TW"/>
         </w:rPr>
         <w:t>）。教會收到關於假先知的強烈警告（</w:t>
       </w:r>
-      <w:hyperlink r:id="rId149">
-        <w:r>
-          <w:rPr>
-            <w:lang w:val="zh_TW" w:bidi="zh_TW"/>
-          </w:rPr>
-          <w:rPr>
-            <w:color w:val="0000EE"/>
-            <w:u w:val="single"/>
-          </w:rPr>
-          <w:t>約壹4:1</w:t>
-        </w:r>
-      </w:hyperlink>
+      <w:r>
+        <w:rPr>
+          <w:lang w:val="zh_TW" w:bidi="zh_TW"/>
+        </w:rPr>
+        <w:t>約壹4:1</w:t>
+      </w:r>
       <w:r>
         <w:rPr>
           <w:lang w:val="zh_TW" w:bidi="zh_TW"/>
         </w:rPr>
         <w:t>；另見</w:t>
       </w:r>
-      <w:hyperlink r:id="rId150">
-        <w:r>
-          <w:rPr>
-            <w:lang w:val="zh_TW" w:bidi="zh_TW"/>
-          </w:rPr>
-          <w:rPr>
-            <w:color w:val="0000EE"/>
-            <w:u w:val="single"/>
-          </w:rPr>
-          <w:t>啟2:20–23</w:t>
-        </w:r>
-      </w:hyperlink>
+      <w:r>
+        <w:rPr>
+          <w:lang w:val="zh_TW" w:bidi="zh_TW"/>
+        </w:rPr>
+        <w:t>啟2:20–23</w:t>
+      </w:r>
       <w:r>
         <w:rPr>
           <w:lang w:val="zh_TW" w:bidi="zh_TW"/>
@@ -4129,504 +3128,318 @@
           <w:lang w:val="zh_TW" w:bidi="zh_TW"/>
         </w:rPr>
       </w:r>
-      <w:hyperlink r:id="rId131">
-        <w:r>
-          <w:rPr>
-            <w:lang w:val="zh_TW" w:bidi="zh_TW"/>
-          </w:rPr>
-          <w:rPr>
-            <w:color w:val="0000EE"/>
-            <w:u w:val="single"/>
-          </w:rPr>
-          <w:t>出15:20</w:t>
-        </w:r>
-      </w:hyperlink>
+      <w:r>
+        <w:rPr>
+          <w:lang w:val="zh_TW" w:bidi="zh_TW"/>
+        </w:rPr>
+        <w:t>出15:20</w:t>
+      </w:r>
       <w:r>
         <w:rPr>
           <w:lang w:val="zh_TW" w:bidi="zh_TW"/>
         </w:rPr>
         <w:t>；</w:t>
       </w:r>
-      <w:hyperlink r:id="rId151">
-        <w:r>
-          <w:rPr>
-            <w:lang w:val="zh_TW" w:bidi="zh_TW"/>
-          </w:rPr>
-          <w:rPr>
-            <w:color w:val="0000EE"/>
-            <w:u w:val="single"/>
-          </w:rPr>
-          <w:t>申13:1–5；</w:t>
-        </w:r>
-      </w:hyperlink>
-      <w:hyperlink r:id="rId132">
-        <w:r>
-          <w:rPr>
-            <w:lang w:val="zh_TW" w:bidi="zh_TW"/>
-          </w:rPr>
-          <w:rPr>
-            <w:color w:val="0000EE"/>
-            <w:u w:val="single"/>
-          </w:rPr>
-          <w:t>士4:4；</w:t>
-        </w:r>
-      </w:hyperlink>
-      <w:hyperlink r:id="rId124">
-        <w:r>
-          <w:rPr>
-            <w:lang w:val="zh_TW" w:bidi="zh_TW"/>
-          </w:rPr>
-          <w:rPr>
-            <w:color w:val="0000EE"/>
-            <w:u w:val="single"/>
-          </w:rPr>
-          <w:t>王上11:29–32；</w:t>
-        </w:r>
-      </w:hyperlink>
-      <w:hyperlink r:id="rId133">
-        <w:r>
-          <w:rPr>
-            <w:lang w:val="zh_TW" w:bidi="zh_TW"/>
-          </w:rPr>
-          <w:rPr>
-            <w:color w:val="0000EE"/>
-            <w:u w:val="single"/>
-          </w:rPr>
-          <w:t>王下22:14–20；</w:t>
-        </w:r>
-      </w:hyperlink>
-      <w:hyperlink r:id="rId125">
-        <w:r>
-          <w:rPr>
-            <w:lang w:val="zh_TW" w:bidi="zh_TW"/>
-          </w:rPr>
-          <w:rPr>
-            <w:color w:val="0000EE"/>
-            <w:u w:val="single"/>
-          </w:rPr>
-          <w:t>賽20:2–6</w:t>
-        </w:r>
-      </w:hyperlink>
+      <w:r>
+        <w:rPr>
+          <w:lang w:val="zh_TW" w:bidi="zh_TW"/>
+        </w:rPr>
+        <w:t>申13:1–5；</w:t>
+      </w:r>
+      <w:r>
+        <w:rPr>
+          <w:lang w:val="zh_TW" w:bidi="zh_TW"/>
+        </w:rPr>
+        <w:t>士4:4；</w:t>
+      </w:r>
+      <w:r>
+        <w:rPr>
+          <w:lang w:val="zh_TW" w:bidi="zh_TW"/>
+        </w:rPr>
+        <w:t>王上11:29–32；</w:t>
+      </w:r>
+      <w:r>
+        <w:rPr>
+          <w:lang w:val="zh_TW" w:bidi="zh_TW"/>
+        </w:rPr>
+        <w:t>王下22:14–20；</w:t>
+      </w:r>
+      <w:r>
+        <w:rPr>
+          <w:lang w:val="zh_TW" w:bidi="zh_TW"/>
+        </w:rPr>
+        <w:t>賽20:2–6</w:t>
+      </w:r>
       <w:r>
         <w:rPr>
           <w:lang w:val="zh_TW" w:bidi="zh_TW"/>
         </w:rPr>
         <w:t>，</w:t>
       </w:r>
-      <w:hyperlink r:id="rId152">
-        <w:r>
-          <w:rPr>
-            <w:lang w:val="zh_TW" w:bidi="zh_TW"/>
-          </w:rPr>
-          <w:rPr>
-            <w:color w:val="0000EE"/>
-            <w:u w:val="single"/>
-          </w:rPr>
-          <w:t>44:25；</w:t>
-        </w:r>
-      </w:hyperlink>
-      <w:hyperlink r:id="rId126">
-        <w:r>
-          <w:rPr>
-            <w:lang w:val="zh_TW" w:bidi="zh_TW"/>
-          </w:rPr>
-          <w:rPr>
-            <w:color w:val="0000EE"/>
-            <w:u w:val="single"/>
-          </w:rPr>
-          <w:t>耶13:1–11</w:t>
-        </w:r>
-      </w:hyperlink>
+      <w:r>
+        <w:rPr>
+          <w:lang w:val="zh_TW" w:bidi="zh_TW"/>
+        </w:rPr>
+        <w:t>44:25；</w:t>
+      </w:r>
+      <w:r>
+        <w:rPr>
+          <w:lang w:val="zh_TW" w:bidi="zh_TW"/>
+        </w:rPr>
+        <w:t>耶13:1–11</w:t>
+      </w:r>
       <w:r>
         <w:rPr>
           <w:lang w:val="zh_TW" w:bidi="zh_TW"/>
         </w:rPr>
         <w:t>，</w:t>
       </w:r>
-      <w:hyperlink r:id="rId153">
-        <w:r>
-          <w:rPr>
-            <w:lang w:val="zh_TW" w:bidi="zh_TW"/>
-          </w:rPr>
-          <w:rPr>
-            <w:color w:val="0000EE"/>
-            <w:u w:val="single"/>
-          </w:rPr>
-          <w:t>23:25–32</w:t>
-        </w:r>
-      </w:hyperlink>
+      <w:r>
+        <w:rPr>
+          <w:lang w:val="zh_TW" w:bidi="zh_TW"/>
+        </w:rPr>
+        <w:t>23:25–32</w:t>
+      </w:r>
       <w:r>
         <w:rPr>
           <w:lang w:val="zh_TW" w:bidi="zh_TW"/>
         </w:rPr>
         <w:t>；</w:t>
       </w:r>
-      <w:hyperlink r:id="rId154">
-        <w:r>
-          <w:rPr>
-            <w:lang w:val="zh_TW" w:bidi="zh_TW"/>
-          </w:rPr>
-          <w:rPr>
-            <w:color w:val="0000EE"/>
-            <w:u w:val="single"/>
-          </w:rPr>
-          <w:t>結4:1–17</w:t>
-        </w:r>
-      </w:hyperlink>
+      <w:r>
+        <w:rPr>
+          <w:lang w:val="zh_TW" w:bidi="zh_TW"/>
+        </w:rPr>
+        <w:t>結4:1–17</w:t>
+      </w:r>
       <w:r>
         <w:rPr>
           <w:lang w:val="zh_TW" w:bidi="zh_TW"/>
         </w:rPr>
         <w:t>，</w:t>
       </w:r>
-      <w:hyperlink r:id="rId155">
-        <w:r>
-          <w:rPr>
-            <w:lang w:val="zh_TW" w:bidi="zh_TW"/>
-          </w:rPr>
-          <w:rPr>
-            <w:color w:val="0000EE"/>
-            <w:u w:val="single"/>
-          </w:rPr>
-          <w:t>13:2–9；</w:t>
-        </w:r>
-      </w:hyperlink>
-      <w:hyperlink r:id="rId118">
-        <w:r>
-          <w:rPr>
-            <w:lang w:val="zh_TW" w:bidi="zh_TW"/>
-          </w:rPr>
-          <w:rPr>
-            <w:color w:val="0000EE"/>
-            <w:u w:val="single"/>
-          </w:rPr>
-          <w:t>珥2:28–32；</w:t>
-        </w:r>
-      </w:hyperlink>
-      <w:hyperlink r:id="rId156">
-        <w:r>
-          <w:rPr>
-            <w:lang w:val="zh_TW" w:bidi="zh_TW"/>
-          </w:rPr>
-          <w:rPr>
-            <w:color w:val="0000EE"/>
-            <w:u w:val="single"/>
-          </w:rPr>
-          <w:t>太7:15</w:t>
-        </w:r>
-      </w:hyperlink>
+      <w:r>
+        <w:rPr>
+          <w:lang w:val="zh_TW" w:bidi="zh_TW"/>
+        </w:rPr>
+        <w:t>13:2–9；</w:t>
+      </w:r>
+      <w:r>
+        <w:rPr>
+          <w:lang w:val="zh_TW" w:bidi="zh_TW"/>
+        </w:rPr>
+        <w:t>珥2:28–32；</w:t>
+      </w:r>
+      <w:r>
+        <w:rPr>
+          <w:lang w:val="zh_TW" w:bidi="zh_TW"/>
+        </w:rPr>
+        <w:t>太7:15</w:t>
+      </w:r>
       <w:r>
         <w:rPr>
           <w:lang w:val="zh_TW" w:bidi="zh_TW"/>
         </w:rPr>
         <w:t>，</w:t>
       </w:r>
-      <w:hyperlink r:id="rId157">
-        <w:r>
-          <w:rPr>
-            <w:lang w:val="zh_TW" w:bidi="zh_TW"/>
-          </w:rPr>
-          <w:rPr>
-            <w:color w:val="0000EE"/>
-            <w:u w:val="single"/>
-          </w:rPr>
-          <w:t>24:24；</w:t>
-        </w:r>
-      </w:hyperlink>
-      <w:hyperlink r:id="rId117">
-        <w:r>
-          <w:rPr>
-            <w:lang w:val="zh_TW" w:bidi="zh_TW"/>
-          </w:rPr>
-          <w:rPr>
-            <w:color w:val="0000EE"/>
-            <w:u w:val="single"/>
-          </w:rPr>
-          <w:t>徒2:17–21</w:t>
-        </w:r>
-      </w:hyperlink>
+      <w:r>
+        <w:rPr>
+          <w:lang w:val="zh_TW" w:bidi="zh_TW"/>
+        </w:rPr>
+        <w:t>24:24；</w:t>
+      </w:r>
+      <w:r>
+        <w:rPr>
+          <w:lang w:val="zh_TW" w:bidi="zh_TW"/>
+        </w:rPr>
+        <w:t>徒2:17–21</w:t>
+      </w:r>
       <w:r>
         <w:rPr>
           <w:lang w:val="zh_TW" w:bidi="zh_TW"/>
         </w:rPr>
         <w:t>，</w:t>
       </w:r>
-      <w:hyperlink r:id="rId119">
-        <w:r>
-          <w:rPr>
-            <w:lang w:val="zh_TW" w:bidi="zh_TW"/>
-          </w:rPr>
-          <w:rPr>
-            <w:color w:val="0000EE"/>
-            <w:u w:val="single"/>
-          </w:rPr>
-          <w:t>11:27–28</w:t>
-        </w:r>
-      </w:hyperlink>
+      <w:r>
+        <w:rPr>
+          <w:lang w:val="zh_TW" w:bidi="zh_TW"/>
+        </w:rPr>
+        <w:t>11:27–28</w:t>
+      </w:r>
       <w:r>
         <w:rPr>
           <w:lang w:val="zh_TW" w:bidi="zh_TW"/>
         </w:rPr>
         <w:t>，</w:t>
       </w:r>
-      <w:hyperlink r:id="rId120">
-        <w:r>
-          <w:rPr>
-            <w:lang w:val="zh_TW" w:bidi="zh_TW"/>
-          </w:rPr>
-          <w:rPr>
-            <w:color w:val="0000EE"/>
-            <w:u w:val="single"/>
-          </w:rPr>
-          <w:t>13:1</w:t>
-        </w:r>
-      </w:hyperlink>
+      <w:r>
+        <w:rPr>
+          <w:lang w:val="zh_TW" w:bidi="zh_TW"/>
+        </w:rPr>
+        <w:t>13:1</w:t>
+      </w:r>
       <w:r>
         <w:rPr>
           <w:lang w:val="zh_TW" w:bidi="zh_TW"/>
         </w:rPr>
         <w:t>，</w:t>
       </w:r>
-      <w:hyperlink r:id="rId121">
-        <w:r>
-          <w:rPr>
-            <w:lang w:val="zh_TW" w:bidi="zh_TW"/>
-          </w:rPr>
-          <w:rPr>
-            <w:color w:val="0000EE"/>
-            <w:u w:val="single"/>
-          </w:rPr>
-          <w:t>15:32</w:t>
-        </w:r>
-      </w:hyperlink>
+      <w:r>
+        <w:rPr>
+          <w:lang w:val="zh_TW" w:bidi="zh_TW"/>
+        </w:rPr>
+        <w:t>15:32</w:t>
+      </w:r>
       <w:r>
         <w:rPr>
           <w:lang w:val="zh_TW" w:bidi="zh_TW"/>
         </w:rPr>
         <w:t>，</w:t>
       </w:r>
-      <w:hyperlink r:id="rId140">
-        <w:r>
-          <w:rPr>
-            <w:lang w:val="zh_TW" w:bidi="zh_TW"/>
-          </w:rPr>
-          <w:rPr>
-            <w:color w:val="0000EE"/>
-            <w:u w:val="single"/>
-          </w:rPr>
-          <w:t>19:6</w:t>
-        </w:r>
-      </w:hyperlink>
+      <w:r>
+        <w:rPr>
+          <w:lang w:val="zh_TW" w:bidi="zh_TW"/>
+        </w:rPr>
+        <w:t>19:6</w:t>
+      </w:r>
       <w:r>
         <w:rPr>
           <w:lang w:val="zh_TW" w:bidi="zh_TW"/>
         </w:rPr>
         <w:t>，</w:t>
       </w:r>
-      <w:hyperlink r:id="rId158">
-        <w:r>
-          <w:rPr>
-            <w:lang w:val="zh_TW" w:bidi="zh_TW"/>
-          </w:rPr>
-          <w:rPr>
-            <w:color w:val="0000EE"/>
-            <w:u w:val="single"/>
-          </w:rPr>
-          <w:t>20:23</w:t>
-        </w:r>
-      </w:hyperlink>
+      <w:r>
+        <w:rPr>
+          <w:lang w:val="zh_TW" w:bidi="zh_TW"/>
+        </w:rPr>
+        <w:t>20:23</w:t>
+      </w:r>
       <w:r>
         <w:rPr>
           <w:lang w:val="zh_TW" w:bidi="zh_TW"/>
         </w:rPr>
         <w:t>，</w:t>
       </w:r>
-      <w:hyperlink r:id="rId122">
-        <w:r>
-          <w:rPr>
-            <w:lang w:val="zh_TW" w:bidi="zh_TW"/>
-          </w:rPr>
-          <w:rPr>
-            <w:color w:val="0000EE"/>
-            <w:u w:val="single"/>
-          </w:rPr>
-          <w:t>21:9–11</w:t>
-        </w:r>
-      </w:hyperlink>
+      <w:r>
+        <w:rPr>
+          <w:lang w:val="zh_TW" w:bidi="zh_TW"/>
+        </w:rPr>
+        <w:t>21:9–11</w:t>
+      </w:r>
       <w:r>
         <w:rPr>
           <w:lang w:val="zh_TW" w:bidi="zh_TW"/>
         </w:rPr>
         <w:t>；</w:t>
       </w:r>
-      <w:hyperlink r:id="rId141">
-        <w:r>
-          <w:rPr>
-            <w:lang w:val="zh_TW" w:bidi="zh_TW"/>
-          </w:rPr>
-          <w:rPr>
-            <w:color w:val="0000EE"/>
-            <w:u w:val="single"/>
-          </w:rPr>
-          <w:t>羅12:6；</w:t>
-        </w:r>
-      </w:hyperlink>
-      <w:hyperlink r:id="rId130">
-        <w:r>
-          <w:rPr>
-            <w:lang w:val="zh_TW" w:bidi="zh_TW"/>
-          </w:rPr>
-          <w:rPr>
-            <w:color w:val="0000EE"/>
-            <w:u w:val="single"/>
-          </w:rPr>
-          <w:t>林前11:5</w:t>
-        </w:r>
-      </w:hyperlink>
+      <w:r>
+        <w:rPr>
+          <w:lang w:val="zh_TW" w:bidi="zh_TW"/>
+        </w:rPr>
+        <w:t>羅12:6；</w:t>
+      </w:r>
+      <w:r>
+        <w:rPr>
+          <w:lang w:val="zh_TW" w:bidi="zh_TW"/>
+        </w:rPr>
+        <w:t>林前11:5</w:t>
+      </w:r>
       <w:r>
         <w:rPr>
           <w:lang w:val="zh_TW" w:bidi="zh_TW"/>
         </w:rPr>
         <w:t>，</w:t>
       </w:r>
-      <w:hyperlink r:id="rId145">
-        <w:r>
-          <w:rPr>
-            <w:lang w:val="zh_TW" w:bidi="zh_TW"/>
-          </w:rPr>
-          <w:rPr>
-            <w:color w:val="0000EE"/>
-            <w:u w:val="single"/>
-          </w:rPr>
-          <w:t>12:4–11</w:t>
-        </w:r>
-      </w:hyperlink>
+      <w:r>
+        <w:rPr>
+          <w:lang w:val="zh_TW" w:bidi="zh_TW"/>
+        </w:rPr>
+        <w:t>12:4–11</w:t>
+      </w:r>
       <w:r>
         <w:rPr>
           <w:lang w:val="zh_TW" w:bidi="zh_TW"/>
         </w:rPr>
         <w:t>，</w:t>
       </w:r>
-      <w:hyperlink r:id="rId159">
-        <w:r>
-          <w:rPr>
-            <w:lang w:val="zh_TW" w:bidi="zh_TW"/>
-          </w:rPr>
-          <w:rPr>
-            <w:color w:val="0000EE"/>
-            <w:u w:val="single"/>
-          </w:rPr>
-          <w:t>14:1–40</w:t>
-        </w:r>
-      </w:hyperlink>
+      <w:r>
+        <w:rPr>
+          <w:lang w:val="zh_TW" w:bidi="zh_TW"/>
+        </w:rPr>
+        <w:t>14:1–40</w:t>
+      </w:r>
       <w:r>
         <w:rPr>
           <w:lang w:val="zh_TW" w:bidi="zh_TW"/>
         </w:rPr>
         <w:t>；</w:t>
       </w:r>
-      <w:hyperlink r:id="rId160">
-        <w:r>
-          <w:rPr>
-            <w:lang w:val="zh_TW" w:bidi="zh_TW"/>
-          </w:rPr>
-          <w:rPr>
-            <w:color w:val="0000EE"/>
-            <w:u w:val="single"/>
-          </w:rPr>
-          <w:t>弗4:11–13</w:t>
-        </w:r>
-      </w:hyperlink>
+      <w:r>
+        <w:rPr>
+          <w:lang w:val="zh_TW" w:bidi="zh_TW"/>
+        </w:rPr>
+        <w:t>弗4:11–13</w:t>
+      </w:r>
       <w:r>
         <w:rPr>
           <w:lang w:val="zh_TW" w:bidi="zh_TW"/>
         </w:rPr>
         <w:t>；</w:t>
       </w:r>
-      <w:hyperlink r:id="rId148">
-        <w:r>
-          <w:rPr>
-            <w:lang w:val="zh_TW" w:bidi="zh_TW"/>
-          </w:rPr>
-          <w:rPr>
-            <w:color w:val="0000EE"/>
-            <w:u w:val="single"/>
-          </w:rPr>
-          <w:t>帖前5:19–21</w:t>
-        </w:r>
-      </w:hyperlink>
+      <w:r>
+        <w:rPr>
+          <w:lang w:val="zh_TW" w:bidi="zh_TW"/>
+        </w:rPr>
+        <w:t>帖前5:19–21</w:t>
+      </w:r>
       <w:r>
         <w:rPr>
           <w:lang w:val="zh_TW" w:bidi="zh_TW"/>
         </w:rPr>
         <w:t>；</w:t>
       </w:r>
-      <w:hyperlink r:id="rId161">
-        <w:r>
-          <w:rPr>
-            <w:lang w:val="zh_TW" w:bidi="zh_TW"/>
-          </w:rPr>
-          <w:rPr>
-            <w:color w:val="0000EE"/>
-            <w:u w:val="single"/>
-          </w:rPr>
-          <w:t>彼後2:1</w:t>
-        </w:r>
-      </w:hyperlink>
+      <w:r>
+        <w:rPr>
+          <w:lang w:val="zh_TW" w:bidi="zh_TW"/>
+        </w:rPr>
+        <w:t>彼後2:1</w:t>
+      </w:r>
       <w:r>
         <w:rPr>
           <w:lang w:val="zh_TW" w:bidi="zh_TW"/>
         </w:rPr>
         <w:t>；</w:t>
       </w:r>
-      <w:hyperlink r:id="rId162">
-        <w:r>
-          <w:rPr>
-            <w:lang w:val="zh_TW" w:bidi="zh_TW"/>
-          </w:rPr>
-          <w:rPr>
-            <w:color w:val="0000EE"/>
-            <w:u w:val="single"/>
-          </w:rPr>
-          <w:t>約一4:1–3</w:t>
-        </w:r>
-      </w:hyperlink>
+      <w:r>
+        <w:rPr>
+          <w:lang w:val="zh_TW" w:bidi="zh_TW"/>
+        </w:rPr>
+        <w:t>約一4:1–3</w:t>
+      </w:r>
       <w:r>
         <w:rPr>
           <w:lang w:val="zh_TW" w:bidi="zh_TW"/>
         </w:rPr>
         <w:t>；</w:t>
       </w:r>
-      <w:hyperlink r:id="rId150">
-        <w:r>
-          <w:rPr>
-            <w:lang w:val="zh_TW" w:bidi="zh_TW"/>
-          </w:rPr>
-          <w:rPr>
-            <w:color w:val="0000EE"/>
-            <w:u w:val="single"/>
-          </w:rPr>
-          <w:t>啟2:20–23</w:t>
-        </w:r>
-      </w:hyperlink>
+      <w:r>
+        <w:rPr>
+          <w:lang w:val="zh_TW" w:bidi="zh_TW"/>
+        </w:rPr>
+        <w:t>啟2:20–23</w:t>
+      </w:r>
       <w:r>
         <w:rPr>
           <w:lang w:val="zh_TW" w:bidi="zh_TW"/>
         </w:rPr>
         <w:t>，</w:t>
       </w:r>
-      <w:hyperlink r:id="rId144">
-        <w:r>
-          <w:rPr>
-            <w:lang w:val="zh_TW" w:bidi="zh_TW"/>
-          </w:rPr>
-          <w:rPr>
-            <w:color w:val="0000EE"/>
-            <w:u w:val="single"/>
-          </w:rPr>
-          <w:t>19:10</w:t>
-        </w:r>
-      </w:hyperlink>
+      <w:r>
+        <w:rPr>
+          <w:lang w:val="zh_TW" w:bidi="zh_TW"/>
+        </w:rPr>
+        <w:t>19:10</w:t>
+      </w:r>
       <w:r>
         <w:rPr>
           <w:lang w:val="zh_TW" w:bidi="zh_TW"/>
